--- a/lessons/6-15-catchup/homework.docx
+++ b/lessons/6-15-catchup/homework.docx
@@ -161,10 +161,73 @@
           <w:b/>
           <w:bCs/>
         </w:rPr>
-        <w:t xml:space="preserve">Evaluate Expressions (Evaluar expresiones)</w:t>
-      </w:r>
-      <w:r>
-        <w:t xml:space="preserve"> — Find the value of an expression by substituting numbers and following the order of operations.</w:t>
+        <w:t xml:space="preserve">Write and Evaluate Numerical Expressions with Exponents (Escribir y evaluar expresiones numéricas con exponentes)</w:t>
+      </w:r>
+      <w:r>
+        <w:t xml:space="preserve"> — Turning a situation into a number sentence without an equal sign, then finding its value in the correct order.</w:t>
+      </w:r>
+    </w:p>
+    <w:p>
+      <w:pPr>
+        <w:keepNext/>
+        <w:spacing w:after="20" w:before="80"/>
+        <w:jc w:val="center"/>
+      </w:pPr>
+      <w:r>
+        <w:drawing>
+          <wp:inline distT="0" distB="0" distL="0" distR="0">
+            <wp:extent cx="1047750" cy="790575"/>
+            <wp:effectExtent t="0" r="0" b="0" l="0"/>
+            <wp:docPr id="1" name="" descr="" title=""/>
+            <wp:cNvGraphicFramePr>
+              <a:graphicFrameLocks xmlns:a="http://schemas.openxmlformats.org/drawingml/2006/main" noChangeAspect="1"/>
+            </wp:cNvGraphicFramePr>
+            <a:graphic xmlns:a="http://schemas.openxmlformats.org/drawingml/2006/main">
+              <a:graphicData uri="http://schemas.openxmlformats.org/drawingml/2006/picture">
+                <pic:pic xmlns:pic="http://schemas.openxmlformats.org/drawingml/2006/picture">
+                  <pic:nvPicPr>
+                    <pic:cNvPr id="0" name="" descr=""/>
+                    <pic:cNvPicPr>
+                      <a:picLocks noChangeAspect="1" noChangeArrowheads="1"/>
+                    </pic:cNvPicPr>
+                  </pic:nvPicPr>
+                  <pic:blipFill>
+                    <a:blip r:embed="rId7" cstate="none"/>
+                    <a:srcRect/>
+                    <a:stretch>
+                      <a:fillRect/>
+                    </a:stretch>
+                  </pic:blipFill>
+                  <pic:spPr bwMode="auto">
+                    <a:xfrm>
+                      <a:off x="0" y="0"/>
+                      <a:ext cx="1047750" cy="790575"/>
+                    </a:xfrm>
+                    <a:prstGeom prst="rect">
+                      <a:avLst/>
+                    </a:prstGeom>
+                  </pic:spPr>
+                </pic:pic>
+              </a:graphicData>
+            </a:graphic>
+          </wp:inline>
+        </w:drawing>
+      </w:r>
+    </w:p>
+    <w:p>
+      <w:pPr>
+        <w:keepNext/>
+        <w:spacing w:after="120"/>
+      </w:pPr>
+      <w:r>
+        <w:rPr>
+          <w:b/>
+          <w:bCs/>
+        </w:rPr>
+        <w:t xml:space="preserve">Numerical expression (Expresión numérica)</w:t>
+      </w:r>
+      <w:r>
+        <w:t xml:space="preserve"> — A math phrase built from numbers and operations, with no equal sign and no variable.</w:t>
       </w:r>
     </w:p>
     <w:p>
@@ -224,10 +287,262 @@
           <w:b/>
           <w:bCs/>
         </w:rPr>
-        <w:t xml:space="preserve">Variable (Variable)</w:t>
-      </w:r>
-      <w:r>
-        <w:t xml:space="preserve"> — A letter that stands for a number that is unknown or can change.</w:t>
+        <w:t xml:space="preserve">Evaluate (Evaluar)</w:t>
+      </w:r>
+      <w:r>
+        <w:t xml:space="preserve"> — To find the single value an expression is worth by carrying out its operations in order.</w:t>
+      </w:r>
+    </w:p>
+    <w:p>
+      <w:pPr>
+        <w:keepNext/>
+        <w:spacing w:after="20" w:before="80"/>
+        <w:jc w:val="center"/>
+      </w:pPr>
+      <w:r>
+        <w:drawing>
+          <wp:inline distT="0" distB="0" distL="0" distR="0">
+            <wp:extent cx="1047750" cy="790575"/>
+            <wp:effectExtent t="0" r="0" b="0" l="0"/>
+            <wp:docPr id="1" name="" descr="" title=""/>
+            <wp:cNvGraphicFramePr>
+              <a:graphicFrameLocks xmlns:a="http://schemas.openxmlformats.org/drawingml/2006/main" noChangeAspect="1"/>
+            </wp:cNvGraphicFramePr>
+            <a:graphic xmlns:a="http://schemas.openxmlformats.org/drawingml/2006/main">
+              <a:graphicData uri="http://schemas.openxmlformats.org/drawingml/2006/picture">
+                <pic:pic xmlns:pic="http://schemas.openxmlformats.org/drawingml/2006/picture">
+                  <pic:nvPicPr>
+                    <pic:cNvPr id="0" name="" descr=""/>
+                    <pic:cNvPicPr>
+                      <a:picLocks noChangeAspect="1" noChangeArrowheads="1"/>
+                    </pic:cNvPicPr>
+                  </pic:nvPicPr>
+                  <pic:blipFill>
+                    <a:blip r:embed="rId9" cstate="none"/>
+                    <a:srcRect/>
+                    <a:stretch>
+                      <a:fillRect/>
+                    </a:stretch>
+                  </pic:blipFill>
+                  <pic:spPr bwMode="auto">
+                    <a:xfrm>
+                      <a:off x="0" y="0"/>
+                      <a:ext cx="1047750" cy="790575"/>
+                    </a:xfrm>
+                    <a:prstGeom prst="rect">
+                      <a:avLst/>
+                    </a:prstGeom>
+                  </pic:spPr>
+                </pic:pic>
+              </a:graphicData>
+            </a:graphic>
+          </wp:inline>
+        </w:drawing>
+      </w:r>
+    </w:p>
+    <w:p>
+      <w:pPr>
+        <w:keepNext/>
+        <w:spacing w:after="120"/>
+      </w:pPr>
+      <w:r>
+        <w:rPr>
+          <w:b/>
+          <w:bCs/>
+        </w:rPr>
+        <w:t xml:space="preserve">Order of operations (Orden de las operaciones)</w:t>
+      </w:r>
+      <w:r>
+        <w:t xml:space="preserve"> — The agreed order for evaluating: grouping symbols, then exponents, then multiply and divide left to right, then add and subtract left to right.</w:t>
+      </w:r>
+    </w:p>
+    <w:p>
+      <w:pPr>
+        <w:keepNext/>
+        <w:spacing w:after="20" w:before="80"/>
+        <w:jc w:val="center"/>
+      </w:pPr>
+      <w:r>
+        <w:drawing>
+          <wp:inline distT="0" distB="0" distL="0" distR="0">
+            <wp:extent cx="1047750" cy="790575"/>
+            <wp:effectExtent t="0" r="0" b="0" l="0"/>
+            <wp:docPr id="1" name="" descr="" title=""/>
+            <wp:cNvGraphicFramePr>
+              <a:graphicFrameLocks xmlns:a="http://schemas.openxmlformats.org/drawingml/2006/main" noChangeAspect="1"/>
+            </wp:cNvGraphicFramePr>
+            <a:graphic xmlns:a="http://schemas.openxmlformats.org/drawingml/2006/main">
+              <a:graphicData uri="http://schemas.openxmlformats.org/drawingml/2006/picture">
+                <pic:pic xmlns:pic="http://schemas.openxmlformats.org/drawingml/2006/picture">
+                  <pic:nvPicPr>
+                    <pic:cNvPr id="0" name="" descr=""/>
+                    <pic:cNvPicPr>
+                      <a:picLocks noChangeAspect="1" noChangeArrowheads="1"/>
+                    </pic:cNvPicPr>
+                  </pic:nvPicPr>
+                  <pic:blipFill>
+                    <a:blip r:embed="rId10" cstate="none"/>
+                    <a:srcRect/>
+                    <a:stretch>
+                      <a:fillRect/>
+                    </a:stretch>
+                  </pic:blipFill>
+                  <pic:spPr bwMode="auto">
+                    <a:xfrm>
+                      <a:off x="0" y="0"/>
+                      <a:ext cx="1047750" cy="790575"/>
+                    </a:xfrm>
+                    <a:prstGeom prst="rect">
+                      <a:avLst/>
+                    </a:prstGeom>
+                  </pic:spPr>
+                </pic:pic>
+              </a:graphicData>
+            </a:graphic>
+          </wp:inline>
+        </w:drawing>
+      </w:r>
+    </w:p>
+    <w:p>
+      <w:pPr>
+        <w:keepNext/>
+        <w:spacing w:after="120"/>
+      </w:pPr>
+      <w:r>
+        <w:rPr>
+          <w:b/>
+          <w:bCs/>
+        </w:rPr>
+        <w:t xml:space="preserve">Power (Potencia)</w:t>
+      </w:r>
+      <w:r>
+        <w:t xml:space="preserve"> — A short way to write repeated multiplication of the same factor, such as 2³ for 2 × 2 × 2.</w:t>
+      </w:r>
+    </w:p>
+    <w:p>
+      <w:pPr>
+        <w:keepNext/>
+        <w:spacing w:after="20" w:before="80"/>
+        <w:jc w:val="center"/>
+      </w:pPr>
+      <w:r>
+        <w:drawing>
+          <wp:inline distT="0" distB="0" distL="0" distR="0">
+            <wp:extent cx="1047750" cy="790575"/>
+            <wp:effectExtent t="0" r="0" b="0" l="0"/>
+            <wp:docPr id="1" name="" descr="" title=""/>
+            <wp:cNvGraphicFramePr>
+              <a:graphicFrameLocks xmlns:a="http://schemas.openxmlformats.org/drawingml/2006/main" noChangeAspect="1"/>
+            </wp:cNvGraphicFramePr>
+            <a:graphic xmlns:a="http://schemas.openxmlformats.org/drawingml/2006/main">
+              <a:graphicData uri="http://schemas.openxmlformats.org/drawingml/2006/picture">
+                <pic:pic xmlns:pic="http://schemas.openxmlformats.org/drawingml/2006/picture">
+                  <pic:nvPicPr>
+                    <pic:cNvPr id="0" name="" descr=""/>
+                    <pic:cNvPicPr>
+                      <a:picLocks noChangeAspect="1" noChangeArrowheads="1"/>
+                    </pic:cNvPicPr>
+                  </pic:nvPicPr>
+                  <pic:blipFill>
+                    <a:blip r:embed="rId11" cstate="none"/>
+                    <a:srcRect/>
+                    <a:stretch>
+                      <a:fillRect/>
+                    </a:stretch>
+                  </pic:blipFill>
+                  <pic:spPr bwMode="auto">
+                    <a:xfrm>
+                      <a:off x="0" y="0"/>
+                      <a:ext cx="1047750" cy="790575"/>
+                    </a:xfrm>
+                    <a:prstGeom prst="rect">
+                      <a:avLst/>
+                    </a:prstGeom>
+                  </pic:spPr>
+                </pic:pic>
+              </a:graphicData>
+            </a:graphic>
+          </wp:inline>
+        </w:drawing>
+      </w:r>
+    </w:p>
+    <w:p>
+      <w:pPr>
+        <w:keepNext/>
+        <w:spacing w:after="120"/>
+      </w:pPr>
+      <w:r>
+        <w:rPr>
+          <w:b/>
+          <w:bCs/>
+        </w:rPr>
+        <w:t xml:space="preserve">Base (Base)</w:t>
+      </w:r>
+      <w:r>
+        <w:t xml:space="preserve"> — In a power, the number being multiplied by itself. In 2³ the base is 2.</w:t>
+      </w:r>
+    </w:p>
+    <w:p>
+      <w:pPr>
+        <w:keepNext/>
+        <w:spacing w:after="20" w:before="80"/>
+        <w:jc w:val="center"/>
+      </w:pPr>
+      <w:r>
+        <w:drawing>
+          <wp:inline distT="0" distB="0" distL="0" distR="0">
+            <wp:extent cx="1047750" cy="790575"/>
+            <wp:effectExtent t="0" r="0" b="0" l="0"/>
+            <wp:docPr id="1" name="" descr="" title=""/>
+            <wp:cNvGraphicFramePr>
+              <a:graphicFrameLocks xmlns:a="http://schemas.openxmlformats.org/drawingml/2006/main" noChangeAspect="1"/>
+            </wp:cNvGraphicFramePr>
+            <a:graphic xmlns:a="http://schemas.openxmlformats.org/drawingml/2006/main">
+              <a:graphicData uri="http://schemas.openxmlformats.org/drawingml/2006/picture">
+                <pic:pic xmlns:pic="http://schemas.openxmlformats.org/drawingml/2006/picture">
+                  <pic:nvPicPr>
+                    <pic:cNvPr id="0" name="" descr=""/>
+                    <pic:cNvPicPr>
+                      <a:picLocks noChangeAspect="1" noChangeArrowheads="1"/>
+                    </pic:cNvPicPr>
+                  </pic:nvPicPr>
+                  <pic:blipFill>
+                    <a:blip r:embed="rId10" cstate="none"/>
+                    <a:srcRect/>
+                    <a:stretch>
+                      <a:fillRect/>
+                    </a:stretch>
+                  </pic:blipFill>
+                  <pic:spPr bwMode="auto">
+                    <a:xfrm>
+                      <a:off x="0" y="0"/>
+                      <a:ext cx="1047750" cy="790575"/>
+                    </a:xfrm>
+                    <a:prstGeom prst="rect">
+                      <a:avLst/>
+                    </a:prstGeom>
+                  </pic:spPr>
+                </pic:pic>
+              </a:graphicData>
+            </a:graphic>
+          </wp:inline>
+        </w:drawing>
+      </w:r>
+    </w:p>
+    <w:p>
+      <w:pPr>
+        <w:keepNext/>
+        <w:spacing w:after="120"/>
+      </w:pPr>
+      <w:r>
+        <w:rPr>
+          <w:b/>
+          <w:bCs/>
+        </w:rPr>
+        <w:t xml:space="preserve">Exponent (Exponente)</w:t>
+      </w:r>
+      <w:r>
+        <w:t xml:space="preserve"> — In a power, the small raised number that says how many times the base is used as a factor.</w:t>
       </w:r>
     </w:p>
     <w:p>
@@ -413,10 +728,10 @@
           <w:b/>
           <w:bCs/>
         </w:rPr>
-        <w:t xml:space="preserve">Equivalent (Equivalente)</w:t>
-      </w:r>
-      <w:r>
-        <w:t xml:space="preserve"> — Expressions that always have the same value.</w:t>
+        <w:t xml:space="preserve">Find Factors and Multiples (Hallar factores y múltiplos)</w:t>
+      </w:r>
+      <w:r>
+        <w:t xml:space="preserve"> — Listing what divides a number evenly (its factors) and what it divides into evenly (its multiples), then finding what two numbers share.</w:t>
       </w:r>
     </w:p>
     <w:p>
@@ -444,7 +759,7 @@
                     </pic:cNvPicPr>
                   </pic:nvPicPr>
                   <pic:blipFill>
-                    <a:blip r:embed="rId10" cstate="none"/>
+                    <a:blip r:embed="rId9" cstate="none"/>
                     <a:srcRect/>
                     <a:stretch>
                       <a:fillRect/>
@@ -476,10 +791,10 @@
           <w:b/>
           <w:bCs/>
         </w:rPr>
-        <w:t xml:space="preserve">Greatest Common Factor (Máximo común divisor)</w:t>
-      </w:r>
-      <w:r>
-        <w:t xml:space="preserve"> — The greatest whole number that divides two or more numbers with no remainder.</w:t>
+        <w:t xml:space="preserve">Properties of Operations (Propiedades de las operaciones)</w:t>
+      </w:r>
+      <w:r>
+        <w:t xml:space="preserve"> — Rules that let you reorder or regroup numbers without changing an expression's value.</w:t>
       </w:r>
     </w:p>
     <w:p>
@@ -507,7 +822,7 @@
                     </pic:cNvPicPr>
                   </pic:nvPicPr>
                   <pic:blipFill>
-                    <a:blip r:embed="rId11" cstate="none"/>
+                    <a:blip r:embed="rId9" cstate="none"/>
                     <a:srcRect/>
                     <a:stretch>
                       <a:fillRect/>
@@ -539,10 +854,136 @@
           <w:b/>
           <w:bCs/>
         </w:rPr>
-        <w:t xml:space="preserve">Factor (Factor)</w:t>
-      </w:r>
-      <w:r>
-        <w:t xml:space="preserve"> — A factor of a whole number divides it evenly, with no remainder. For example, 3 is a factor of 12 because 12 ÷ 3 = 4.</w:t>
+        <w:t xml:space="preserve">Divide Whole Numbers by Fractions (Dividir números enteros entre fracciones)</w:t>
+      </w:r>
+      <w:r>
+        <w:t xml:space="preserve"> — Find how many fractional groups fit in a whole number by multiplying by the reciprocal.</w:t>
+      </w:r>
+    </w:p>
+    <w:p>
+      <w:pPr>
+        <w:keepNext/>
+        <w:spacing w:after="20" w:before="80"/>
+        <w:jc w:val="center"/>
+      </w:pPr>
+      <w:r>
+        <w:drawing>
+          <wp:inline distT="0" distB="0" distL="0" distR="0">
+            <wp:extent cx="1047750" cy="790575"/>
+            <wp:effectExtent t="0" r="0" b="0" l="0"/>
+            <wp:docPr id="1" name="" descr="" title=""/>
+            <wp:cNvGraphicFramePr>
+              <a:graphicFrameLocks xmlns:a="http://schemas.openxmlformats.org/drawingml/2006/main" noChangeAspect="1"/>
+            </wp:cNvGraphicFramePr>
+            <a:graphic xmlns:a="http://schemas.openxmlformats.org/drawingml/2006/main">
+              <a:graphicData uri="http://schemas.openxmlformats.org/drawingml/2006/picture">
+                <pic:pic xmlns:pic="http://schemas.openxmlformats.org/drawingml/2006/picture">
+                  <pic:nvPicPr>
+                    <pic:cNvPr id="0" name="" descr=""/>
+                    <pic:cNvPicPr>
+                      <a:picLocks noChangeAspect="1" noChangeArrowheads="1"/>
+                    </pic:cNvPicPr>
+                  </pic:nvPicPr>
+                  <pic:blipFill>
+                    <a:blip r:embed="rId9" cstate="none"/>
+                    <a:srcRect/>
+                    <a:stretch>
+                      <a:fillRect/>
+                    </a:stretch>
+                  </pic:blipFill>
+                  <pic:spPr bwMode="auto">
+                    <a:xfrm>
+                      <a:off x="0" y="0"/>
+                      <a:ext cx="1047750" cy="790575"/>
+                    </a:xfrm>
+                    <a:prstGeom prst="rect">
+                      <a:avLst/>
+                    </a:prstGeom>
+                  </pic:spPr>
+                </pic:pic>
+              </a:graphicData>
+            </a:graphic>
+          </wp:inline>
+        </w:drawing>
+      </w:r>
+    </w:p>
+    <w:p>
+      <w:pPr>
+        <w:keepNext/>
+        <w:spacing w:after="120"/>
+      </w:pPr>
+      <w:r>
+        <w:rPr>
+          <w:b/>
+          <w:bCs/>
+        </w:rPr>
+        <w:t xml:space="preserve">Divide Mixed Numbers (Dividir números mixtos)</w:t>
+      </w:r>
+      <w:r>
+        <w:t xml:space="preserve"> — Change mixed numbers to improper fractions, then multiply by the reciprocal.</w:t>
+      </w:r>
+    </w:p>
+    <w:p>
+      <w:pPr>
+        <w:keepNext/>
+        <w:spacing w:after="20" w:before="80"/>
+        <w:jc w:val="center"/>
+      </w:pPr>
+      <w:r>
+        <w:drawing>
+          <wp:inline distT="0" distB="0" distL="0" distR="0">
+            <wp:extent cx="1047750" cy="790575"/>
+            <wp:effectExtent t="0" r="0" b="0" l="0"/>
+            <wp:docPr id="1" name="" descr="" title=""/>
+            <wp:cNvGraphicFramePr>
+              <a:graphicFrameLocks xmlns:a="http://schemas.openxmlformats.org/drawingml/2006/main" noChangeAspect="1"/>
+            </wp:cNvGraphicFramePr>
+            <a:graphic xmlns:a="http://schemas.openxmlformats.org/drawingml/2006/main">
+              <a:graphicData uri="http://schemas.openxmlformats.org/drawingml/2006/picture">
+                <pic:pic xmlns:pic="http://schemas.openxmlformats.org/drawingml/2006/picture">
+                  <pic:nvPicPr>
+                    <pic:cNvPr id="0" name="" descr=""/>
+                    <pic:cNvPicPr>
+                      <a:picLocks noChangeAspect="1" noChangeArrowheads="1"/>
+                    </pic:cNvPicPr>
+                  </pic:nvPicPr>
+                  <pic:blipFill>
+                    <a:blip r:embed="rId7" cstate="none"/>
+                    <a:srcRect/>
+                    <a:stretch>
+                      <a:fillRect/>
+                    </a:stretch>
+                  </pic:blipFill>
+                  <pic:spPr bwMode="auto">
+                    <a:xfrm>
+                      <a:off x="0" y="0"/>
+                      <a:ext cx="1047750" cy="790575"/>
+                    </a:xfrm>
+                    <a:prstGeom prst="rect">
+                      <a:avLst/>
+                    </a:prstGeom>
+                  </pic:spPr>
+                </pic:pic>
+              </a:graphicData>
+            </a:graphic>
+          </wp:inline>
+        </w:drawing>
+      </w:r>
+    </w:p>
+    <w:p>
+      <w:pPr>
+        <w:keepNext/>
+        <w:spacing w:after="120"/>
+      </w:pPr>
+      <w:r>
+        <w:rPr>
+          <w:b/>
+          <w:bCs/>
+        </w:rPr>
+        <w:t xml:space="preserve">Fraction Division Problem Solving (Resolución de problemas de división de fracciones)</w:t>
+      </w:r>
+      <w:r>
+        <w:t xml:space="preserve"> — Use fraction division to find an unknown number of groups or the size of each group.</w:t>
       </w:r>
     </w:p>
     <w:p>
@@ -602,10 +1043,10 @@
           <w:b/>
           <w:bCs/>
         </w:rPr>
-        <w:t xml:space="preserve">Properties of Operations (Propiedades de las operaciones)</w:t>
-      </w:r>
-      <w:r>
-        <w:t xml:space="preserve"> — Rules that let you reorder or regroup numbers without changing an expression's value.</w:t>
+        <w:t xml:space="preserve">Least Common Multiple (Mínimo común múltiplo)</w:t>
+      </w:r>
+      <w:r>
+        <w:t xml:space="preserve"> — The least positive number that is a multiple of two or more numbers.</w:t>
       </w:r>
     </w:p>
     <w:p>
@@ -665,10 +1106,10 @@
           <w:b/>
           <w:bCs/>
         </w:rPr>
-        <w:t xml:space="preserve">Commutative Property (Propiedad conmutativa)</w:t>
-      </w:r>
-      <w:r>
-        <w:t xml:space="preserve"> — You can change the order and get the same answer.</w:t>
+        <w:t xml:space="preserve">Prime Factorization (Factorización prima)</w:t>
+      </w:r>
+      <w:r>
+        <w:t xml:space="preserve"> — Writing a whole number as a product of only prime numbers.</w:t>
       </w:r>
     </w:p>
     <w:p>
@@ -696,7 +1137,7 @@
                     </pic:cNvPicPr>
                   </pic:nvPicPr>
                   <pic:blipFill>
-                    <a:blip r:embed="rId12" cstate="none"/>
+                    <a:blip r:embed="rId9" cstate="none"/>
                     <a:srcRect/>
                     <a:stretch>
                       <a:fillRect/>
@@ -728,10 +1169,73 @@
           <w:b/>
           <w:bCs/>
         </w:rPr>
-        <w:t xml:space="preserve">Divide Whole Numbers by Fractions (Dividir números enteros entre fracciones)</w:t>
-      </w:r>
-      <w:r>
-        <w:t xml:space="preserve"> — Find how many fractional groups fit in a whole number by multiplying by the reciprocal.</w:t>
+        <w:t xml:space="preserve">The Distributive Property (La propiedad distributiva)</w:t>
+      </w:r>
+      <w:r>
+        <w:t xml:space="preserve"> — Multiply a factor by every term inside parentheses.</w:t>
+      </w:r>
+    </w:p>
+    <w:p>
+      <w:pPr>
+        <w:keepNext/>
+        <w:spacing w:after="20" w:before="80"/>
+        <w:jc w:val="center"/>
+      </w:pPr>
+      <w:r>
+        <w:drawing>
+          <wp:inline distT="0" distB="0" distL="0" distR="0">
+            <wp:extent cx="1047750" cy="790575"/>
+            <wp:effectExtent t="0" r="0" b="0" l="0"/>
+            <wp:docPr id="1" name="" descr="" title=""/>
+            <wp:cNvGraphicFramePr>
+              <a:graphicFrameLocks xmlns:a="http://schemas.openxmlformats.org/drawingml/2006/main" noChangeAspect="1"/>
+            </wp:cNvGraphicFramePr>
+            <a:graphic xmlns:a="http://schemas.openxmlformats.org/drawingml/2006/main">
+              <a:graphicData uri="http://schemas.openxmlformats.org/drawingml/2006/picture">
+                <pic:pic xmlns:pic="http://schemas.openxmlformats.org/drawingml/2006/picture">
+                  <pic:nvPicPr>
+                    <pic:cNvPr id="0" name="" descr=""/>
+                    <pic:cNvPicPr>
+                      <a:picLocks noChangeAspect="1" noChangeArrowheads="1"/>
+                    </pic:cNvPicPr>
+                  </pic:nvPicPr>
+                  <pic:blipFill>
+                    <a:blip r:embed="rId9" cstate="none"/>
+                    <a:srcRect/>
+                    <a:stretch>
+                      <a:fillRect/>
+                    </a:stretch>
+                  </pic:blipFill>
+                  <pic:spPr bwMode="auto">
+                    <a:xfrm>
+                      <a:off x="0" y="0"/>
+                      <a:ext cx="1047750" cy="790575"/>
+                    </a:xfrm>
+                    <a:prstGeom prst="rect">
+                      <a:avLst/>
+                    </a:prstGeom>
+                  </pic:spPr>
+                </pic:pic>
+              </a:graphicData>
+            </a:graphic>
+          </wp:inline>
+        </w:drawing>
+      </w:r>
+    </w:p>
+    <w:p>
+      <w:pPr>
+        <w:keepNext/>
+        <w:spacing w:after="120"/>
+      </w:pPr>
+      <w:r>
+        <w:rPr>
+          <w:b/>
+          <w:bCs/>
+        </w:rPr>
+        <w:t xml:space="preserve">Simplify Algebraic Expressions (Simplificar expresiones algebraicas)</w:t>
+      </w:r>
+      <w:r>
+        <w:t xml:space="preserve"> — Rewrite an expression in a shorter equivalent form by combining like terms and using properties.</w:t>
       </w:r>
     </w:p>
     <w:p>
@@ -791,73 +1295,10 @@
           <w:b/>
           <w:bCs/>
         </w:rPr>
-        <w:t xml:space="preserve">Whole Number (Número entero)</w:t>
-      </w:r>
-      <w:r>
-        <w:t xml:space="preserve"> — A counting number with no fraction or decimal, like 0, 1, 2, 3.</w:t>
-      </w:r>
-    </w:p>
-    <w:p>
-      <w:pPr>
-        <w:keepNext/>
-        <w:spacing w:after="20" w:before="80"/>
-        <w:jc w:val="center"/>
-      </w:pPr>
-      <w:r>
-        <w:drawing>
-          <wp:inline distT="0" distB="0" distL="0" distR="0">
-            <wp:extent cx="1047750" cy="790575"/>
-            <wp:effectExtent t="0" r="0" b="0" l="0"/>
-            <wp:docPr id="1" name="" descr="" title=""/>
-            <wp:cNvGraphicFramePr>
-              <a:graphicFrameLocks xmlns:a="http://schemas.openxmlformats.org/drawingml/2006/main" noChangeAspect="1"/>
-            </wp:cNvGraphicFramePr>
-            <a:graphic xmlns:a="http://schemas.openxmlformats.org/drawingml/2006/main">
-              <a:graphicData uri="http://schemas.openxmlformats.org/drawingml/2006/picture">
-                <pic:pic xmlns:pic="http://schemas.openxmlformats.org/drawingml/2006/picture">
-                  <pic:nvPicPr>
-                    <pic:cNvPr id="0" name="" descr=""/>
-                    <pic:cNvPicPr>
-                      <a:picLocks noChangeAspect="1" noChangeArrowheads="1"/>
-                    </pic:cNvPicPr>
-                  </pic:nvPicPr>
-                  <pic:blipFill>
-                    <a:blip r:embed="rId12" cstate="none"/>
-                    <a:srcRect/>
-                    <a:stretch>
-                      <a:fillRect/>
-                    </a:stretch>
-                  </pic:blipFill>
-                  <pic:spPr bwMode="auto">
-                    <a:xfrm>
-                      <a:off x="0" y="0"/>
-                      <a:ext cx="1047750" cy="790575"/>
-                    </a:xfrm>
-                    <a:prstGeom prst="rect">
-                      <a:avLst/>
-                    </a:prstGeom>
-                  </pic:spPr>
-                </pic:pic>
-              </a:graphicData>
-            </a:graphic>
-          </wp:inline>
-        </w:drawing>
-      </w:r>
-    </w:p>
-    <w:p>
-      <w:pPr>
-        <w:keepNext/>
-        <w:spacing w:after="120"/>
-      </w:pPr>
-      <w:r>
-        <w:rPr>
-          <w:b/>
-          <w:bCs/>
-        </w:rPr>
-        <w:t xml:space="preserve">Divide Mixed Numbers (Dividir números mixtos)</w:t>
-      </w:r>
-      <w:r>
-        <w:t xml:space="preserve"> — Change mixed numbers to improper fractions, then multiply by the reciprocal.</w:t>
+        <w:t xml:space="preserve">Variable (Variable)</w:t>
+      </w:r>
+      <w:r>
+        <w:t xml:space="preserve"> — A letter that stands for a number that is unknown or can change.</w:t>
       </w:r>
     </w:p>
     <w:p>
@@ -917,10 +1358,577 @@
           <w:b/>
           <w:bCs/>
         </w:rPr>
+        <w:t xml:space="preserve">Equivalent (Equivalente)</w:t>
+      </w:r>
+      <w:r>
+        <w:t xml:space="preserve"> — Expressions that always have the same value.</w:t>
+      </w:r>
+    </w:p>
+    <w:p>
+      <w:pPr>
+        <w:keepNext/>
+        <w:spacing w:after="20" w:before="80"/>
+        <w:jc w:val="center"/>
+      </w:pPr>
+      <w:r>
+        <w:drawing>
+          <wp:inline distT="0" distB="0" distL="0" distR="0">
+            <wp:extent cx="1047750" cy="790575"/>
+            <wp:effectExtent t="0" r="0" b="0" l="0"/>
+            <wp:docPr id="1" name="" descr="" title=""/>
+            <wp:cNvGraphicFramePr>
+              <a:graphicFrameLocks xmlns:a="http://schemas.openxmlformats.org/drawingml/2006/main" noChangeAspect="1"/>
+            </wp:cNvGraphicFramePr>
+            <a:graphic xmlns:a="http://schemas.openxmlformats.org/drawingml/2006/main">
+              <a:graphicData uri="http://schemas.openxmlformats.org/drawingml/2006/picture">
+                <pic:pic xmlns:pic="http://schemas.openxmlformats.org/drawingml/2006/picture">
+                  <pic:nvPicPr>
+                    <pic:cNvPr id="0" name="" descr=""/>
+                    <pic:cNvPicPr>
+                      <a:picLocks noChangeAspect="1" noChangeArrowheads="1"/>
+                    </pic:cNvPicPr>
+                  </pic:nvPicPr>
+                  <pic:blipFill>
+                    <a:blip r:embed="rId16" cstate="none"/>
+                    <a:srcRect/>
+                    <a:stretch>
+                      <a:fillRect/>
+                    </a:stretch>
+                  </pic:blipFill>
+                  <pic:spPr bwMode="auto">
+                    <a:xfrm>
+                      <a:off x="0" y="0"/>
+                      <a:ext cx="1047750" cy="790575"/>
+                    </a:xfrm>
+                    <a:prstGeom prst="rect">
+                      <a:avLst/>
+                    </a:prstGeom>
+                  </pic:spPr>
+                </pic:pic>
+              </a:graphicData>
+            </a:graphic>
+          </wp:inline>
+        </w:drawing>
+      </w:r>
+    </w:p>
+    <w:p>
+      <w:pPr>
+        <w:keepNext/>
+        <w:spacing w:after="120"/>
+      </w:pPr>
+      <w:r>
+        <w:rPr>
+          <w:b/>
+          <w:bCs/>
+        </w:rPr>
+        <w:t xml:space="preserve">Factor (Factor)</w:t>
+      </w:r>
+      <w:r>
+        <w:t xml:space="preserve"> — A whole number that divides another number evenly, with no remainder.</w:t>
+      </w:r>
+    </w:p>
+    <w:p>
+      <w:pPr>
+        <w:keepNext/>
+        <w:spacing w:after="20" w:before="80"/>
+        <w:jc w:val="center"/>
+      </w:pPr>
+      <w:r>
+        <w:drawing>
+          <wp:inline distT="0" distB="0" distL="0" distR="0">
+            <wp:extent cx="1047750" cy="790575"/>
+            <wp:effectExtent t="0" r="0" b="0" l="0"/>
+            <wp:docPr id="1" name="" descr="" title=""/>
+            <wp:cNvGraphicFramePr>
+              <a:graphicFrameLocks xmlns:a="http://schemas.openxmlformats.org/drawingml/2006/main" noChangeAspect="1"/>
+            </wp:cNvGraphicFramePr>
+            <a:graphic xmlns:a="http://schemas.openxmlformats.org/drawingml/2006/main">
+              <a:graphicData uri="http://schemas.openxmlformats.org/drawingml/2006/picture">
+                <pic:pic xmlns:pic="http://schemas.openxmlformats.org/drawingml/2006/picture">
+                  <pic:nvPicPr>
+                    <pic:cNvPr id="0" name="" descr=""/>
+                    <pic:cNvPicPr>
+                      <a:picLocks noChangeAspect="1" noChangeArrowheads="1"/>
+                    </pic:cNvPicPr>
+                  </pic:nvPicPr>
+                  <pic:blipFill>
+                    <a:blip r:embed="rId17" cstate="none"/>
+                    <a:srcRect/>
+                    <a:stretch>
+                      <a:fillRect/>
+                    </a:stretch>
+                  </pic:blipFill>
+                  <pic:spPr bwMode="auto">
+                    <a:xfrm>
+                      <a:off x="0" y="0"/>
+                      <a:ext cx="1047750" cy="790575"/>
+                    </a:xfrm>
+                    <a:prstGeom prst="rect">
+                      <a:avLst/>
+                    </a:prstGeom>
+                  </pic:spPr>
+                </pic:pic>
+              </a:graphicData>
+            </a:graphic>
+          </wp:inline>
+        </w:drawing>
+      </w:r>
+    </w:p>
+    <w:p>
+      <w:pPr>
+        <w:keepNext/>
+        <w:spacing w:after="120"/>
+      </w:pPr>
+      <w:r>
+        <w:rPr>
+          <w:b/>
+          <w:bCs/>
+        </w:rPr>
+        <w:t xml:space="preserve">Commutative Property (Propiedad conmutativa)</w:t>
+      </w:r>
+      <w:r>
+        <w:t xml:space="preserve"> — You can change the order and get the same answer.</w:t>
+      </w:r>
+    </w:p>
+    <w:p>
+      <w:pPr>
+        <w:keepNext/>
+        <w:spacing w:after="20" w:before="80"/>
+        <w:jc w:val="center"/>
+      </w:pPr>
+      <w:r>
+        <w:drawing>
+          <wp:inline distT="0" distB="0" distL="0" distR="0">
+            <wp:extent cx="1047750" cy="790575"/>
+            <wp:effectExtent t="0" r="0" b="0" l="0"/>
+            <wp:docPr id="1" name="" descr="" title=""/>
+            <wp:cNvGraphicFramePr>
+              <a:graphicFrameLocks xmlns:a="http://schemas.openxmlformats.org/drawingml/2006/main" noChangeAspect="1"/>
+            </wp:cNvGraphicFramePr>
+            <a:graphic xmlns:a="http://schemas.openxmlformats.org/drawingml/2006/main">
+              <a:graphicData uri="http://schemas.openxmlformats.org/drawingml/2006/picture">
+                <pic:pic xmlns:pic="http://schemas.openxmlformats.org/drawingml/2006/picture">
+                  <pic:nvPicPr>
+                    <pic:cNvPr id="0" name="" descr=""/>
+                    <pic:cNvPicPr>
+                      <a:picLocks noChangeAspect="1" noChangeArrowheads="1"/>
+                    </pic:cNvPicPr>
+                  </pic:nvPicPr>
+                  <pic:blipFill>
+                    <a:blip r:embed="rId18" cstate="none"/>
+                    <a:srcRect/>
+                    <a:stretch>
+                      <a:fillRect/>
+                    </a:stretch>
+                  </pic:blipFill>
+                  <pic:spPr bwMode="auto">
+                    <a:xfrm>
+                      <a:off x="0" y="0"/>
+                      <a:ext cx="1047750" cy="790575"/>
+                    </a:xfrm>
+                    <a:prstGeom prst="rect">
+                      <a:avLst/>
+                    </a:prstGeom>
+                  </pic:spPr>
+                </pic:pic>
+              </a:graphicData>
+            </a:graphic>
+          </wp:inline>
+        </w:drawing>
+      </w:r>
+    </w:p>
+    <w:p>
+      <w:pPr>
+        <w:keepNext/>
+        <w:spacing w:after="120"/>
+      </w:pPr>
+      <w:r>
+        <w:rPr>
+          <w:b/>
+          <w:bCs/>
+        </w:rPr>
+        <w:t xml:space="preserve">Whole Number (Número entero)</w:t>
+      </w:r>
+      <w:r>
+        <w:t xml:space="preserve"> — A counting number with no fraction or decimal, like 0, 1, 2, 3.</w:t>
+      </w:r>
+    </w:p>
+    <w:p>
+      <w:pPr>
+        <w:keepNext/>
+        <w:spacing w:after="20" w:before="80"/>
+        <w:jc w:val="center"/>
+      </w:pPr>
+      <w:r>
+        <w:drawing>
+          <wp:inline distT="0" distB="0" distL="0" distR="0">
+            <wp:extent cx="1047750" cy="790575"/>
+            <wp:effectExtent t="0" r="0" b="0" l="0"/>
+            <wp:docPr id="1" name="" descr="" title=""/>
+            <wp:cNvGraphicFramePr>
+              <a:graphicFrameLocks xmlns:a="http://schemas.openxmlformats.org/drawingml/2006/main" noChangeAspect="1"/>
+            </wp:cNvGraphicFramePr>
+            <a:graphic xmlns:a="http://schemas.openxmlformats.org/drawingml/2006/main">
+              <a:graphicData uri="http://schemas.openxmlformats.org/drawingml/2006/picture">
+                <pic:pic xmlns:pic="http://schemas.openxmlformats.org/drawingml/2006/picture">
+                  <pic:nvPicPr>
+                    <pic:cNvPr id="0" name="" descr=""/>
+                    <pic:cNvPicPr>
+                      <a:picLocks noChangeAspect="1" noChangeArrowheads="1"/>
+                    </pic:cNvPicPr>
+                  </pic:nvPicPr>
+                  <pic:blipFill>
+                    <a:blip r:embed="rId19" cstate="none"/>
+                    <a:srcRect/>
+                    <a:stretch>
+                      <a:fillRect/>
+                    </a:stretch>
+                  </pic:blipFill>
+                  <pic:spPr bwMode="auto">
+                    <a:xfrm>
+                      <a:off x="0" y="0"/>
+                      <a:ext cx="1047750" cy="790575"/>
+                    </a:xfrm>
+                    <a:prstGeom prst="rect">
+                      <a:avLst/>
+                    </a:prstGeom>
+                  </pic:spPr>
+                </pic:pic>
+              </a:graphicData>
+            </a:graphic>
+          </wp:inline>
+        </w:drawing>
+      </w:r>
+    </w:p>
+    <w:p>
+      <w:pPr>
+        <w:keepNext/>
+        <w:spacing w:after="120"/>
+      </w:pPr>
+      <w:r>
+        <w:rPr>
+          <w:b/>
+          <w:bCs/>
+        </w:rPr>
         <w:t xml:space="preserve">Mixed Number (Número mixto)</w:t>
       </w:r>
       <w:r>
         <w:t xml:space="preserve"> — A whole number plus a fraction, like 2 1/3.</w:t>
+      </w:r>
+    </w:p>
+    <w:p>
+      <w:pPr>
+        <w:keepNext/>
+        <w:spacing w:after="20" w:before="80"/>
+        <w:jc w:val="center"/>
+      </w:pPr>
+      <w:r>
+        <w:drawing>
+          <wp:inline distT="0" distB="0" distL="0" distR="0">
+            <wp:extent cx="1047750" cy="790575"/>
+            <wp:effectExtent t="0" r="0" b="0" l="0"/>
+            <wp:docPr id="1" name="" descr="" title=""/>
+            <wp:cNvGraphicFramePr>
+              <a:graphicFrameLocks xmlns:a="http://schemas.openxmlformats.org/drawingml/2006/main" noChangeAspect="1"/>
+            </wp:cNvGraphicFramePr>
+            <a:graphic xmlns:a="http://schemas.openxmlformats.org/drawingml/2006/main">
+              <a:graphicData uri="http://schemas.openxmlformats.org/drawingml/2006/picture">
+                <pic:pic xmlns:pic="http://schemas.openxmlformats.org/drawingml/2006/picture">
+                  <pic:nvPicPr>
+                    <pic:cNvPr id="0" name="" descr=""/>
+                    <pic:cNvPicPr>
+                      <a:picLocks noChangeAspect="1" noChangeArrowheads="1"/>
+                    </pic:cNvPicPr>
+                  </pic:nvPicPr>
+                  <pic:blipFill>
+                    <a:blip r:embed="rId20" cstate="none"/>
+                    <a:srcRect/>
+                    <a:stretch>
+                      <a:fillRect/>
+                    </a:stretch>
+                  </pic:blipFill>
+                  <pic:spPr bwMode="auto">
+                    <a:xfrm>
+                      <a:off x="0" y="0"/>
+                      <a:ext cx="1047750" cy="790575"/>
+                    </a:xfrm>
+                    <a:prstGeom prst="rect">
+                      <a:avLst/>
+                    </a:prstGeom>
+                  </pic:spPr>
+                </pic:pic>
+              </a:graphicData>
+            </a:graphic>
+          </wp:inline>
+        </w:drawing>
+      </w:r>
+    </w:p>
+    <w:p>
+      <w:pPr>
+        <w:keepNext/>
+        <w:spacing w:after="120"/>
+      </w:pPr>
+      <w:r>
+        <w:rPr>
+          <w:b/>
+          <w:bCs/>
+        </w:rPr>
+        <w:t xml:space="preserve">Model (Modelo)</w:t>
+      </w:r>
+      <w:r>
+        <w:t xml:space="preserve"> — A picture or math way to show a problem so you can solve it.</w:t>
+      </w:r>
+    </w:p>
+    <w:p>
+      <w:pPr>
+        <w:keepNext/>
+        <w:spacing w:after="20" w:before="80"/>
+        <w:jc w:val="center"/>
+      </w:pPr>
+      <w:r>
+        <w:drawing>
+          <wp:inline distT="0" distB="0" distL="0" distR="0">
+            <wp:extent cx="1047750" cy="790575"/>
+            <wp:effectExtent t="0" r="0" b="0" l="0"/>
+            <wp:docPr id="1" name="" descr="" title=""/>
+            <wp:cNvGraphicFramePr>
+              <a:graphicFrameLocks xmlns:a="http://schemas.openxmlformats.org/drawingml/2006/main" noChangeAspect="1"/>
+            </wp:cNvGraphicFramePr>
+            <a:graphic xmlns:a="http://schemas.openxmlformats.org/drawingml/2006/main">
+              <a:graphicData uri="http://schemas.openxmlformats.org/drawingml/2006/picture">
+                <pic:pic xmlns:pic="http://schemas.openxmlformats.org/drawingml/2006/picture">
+                  <pic:nvPicPr>
+                    <pic:cNvPr id="0" name="" descr=""/>
+                    <pic:cNvPicPr>
+                      <a:picLocks noChangeAspect="1" noChangeArrowheads="1"/>
+                    </pic:cNvPicPr>
+                  </pic:nvPicPr>
+                  <pic:blipFill>
+                    <a:blip r:embed="rId21" cstate="none"/>
+                    <a:srcRect/>
+                    <a:stretch>
+                      <a:fillRect/>
+                    </a:stretch>
+                  </pic:blipFill>
+                  <pic:spPr bwMode="auto">
+                    <a:xfrm>
+                      <a:off x="0" y="0"/>
+                      <a:ext cx="1047750" cy="790575"/>
+                    </a:xfrm>
+                    <a:prstGeom prst="rect">
+                      <a:avLst/>
+                    </a:prstGeom>
+                  </pic:spPr>
+                </pic:pic>
+              </a:graphicData>
+            </a:graphic>
+          </wp:inline>
+        </w:drawing>
+      </w:r>
+    </w:p>
+    <w:p>
+      <w:pPr>
+        <w:keepNext/>
+        <w:spacing w:after="120"/>
+      </w:pPr>
+      <w:r>
+        <w:rPr>
+          <w:b/>
+          <w:bCs/>
+        </w:rPr>
+        <w:t xml:space="preserve">Multiple (Múltiplo)</w:t>
+      </w:r>
+      <w:r>
+        <w:t xml:space="preserve"> — What you get when you multiply a number by 1, 2, 3, and so on.</w:t>
+      </w:r>
+    </w:p>
+    <w:p>
+      <w:pPr>
+        <w:keepNext/>
+        <w:spacing w:after="20" w:before="80"/>
+        <w:jc w:val="center"/>
+      </w:pPr>
+      <w:r>
+        <w:drawing>
+          <wp:inline distT="0" distB="0" distL="0" distR="0">
+            <wp:extent cx="1047750" cy="790575"/>
+            <wp:effectExtent t="0" r="0" b="0" l="0"/>
+            <wp:docPr id="1" name="" descr="" title=""/>
+            <wp:cNvGraphicFramePr>
+              <a:graphicFrameLocks xmlns:a="http://schemas.openxmlformats.org/drawingml/2006/main" noChangeAspect="1"/>
+            </wp:cNvGraphicFramePr>
+            <a:graphic xmlns:a="http://schemas.openxmlformats.org/drawingml/2006/main">
+              <a:graphicData uri="http://schemas.openxmlformats.org/drawingml/2006/picture">
+                <pic:pic xmlns:pic="http://schemas.openxmlformats.org/drawingml/2006/picture">
+                  <pic:nvPicPr>
+                    <pic:cNvPr id="0" name="" descr=""/>
+                    <pic:cNvPicPr>
+                      <a:picLocks noChangeAspect="1" noChangeArrowheads="1"/>
+                    </pic:cNvPicPr>
+                  </pic:nvPicPr>
+                  <pic:blipFill>
+                    <a:blip r:embed="rId22" cstate="none"/>
+                    <a:srcRect/>
+                    <a:stretch>
+                      <a:fillRect/>
+                    </a:stretch>
+                  </pic:blipFill>
+                  <pic:spPr bwMode="auto">
+                    <a:xfrm>
+                      <a:off x="0" y="0"/>
+                      <a:ext cx="1047750" cy="790575"/>
+                    </a:xfrm>
+                    <a:prstGeom prst="rect">
+                      <a:avLst/>
+                    </a:prstGeom>
+                  </pic:spPr>
+                </pic:pic>
+              </a:graphicData>
+            </a:graphic>
+          </wp:inline>
+        </w:drawing>
+      </w:r>
+    </w:p>
+    <w:p>
+      <w:pPr>
+        <w:keepNext/>
+        <w:spacing w:after="120"/>
+      </w:pPr>
+      <w:r>
+        <w:rPr>
+          <w:b/>
+          <w:bCs/>
+        </w:rPr>
+        <w:t xml:space="preserve">Prime number (Número primo)</w:t>
+      </w:r>
+      <w:r>
+        <w:t xml:space="preserve"> — A number bigger than 1 that you can only divide by 1 and itself.</w:t>
+      </w:r>
+    </w:p>
+    <w:p>
+      <w:pPr>
+        <w:keepNext/>
+        <w:spacing w:after="20" w:before="80"/>
+        <w:jc w:val="center"/>
+      </w:pPr>
+      <w:r>
+        <w:drawing>
+          <wp:inline distT="0" distB="0" distL="0" distR="0">
+            <wp:extent cx="1047750" cy="790575"/>
+            <wp:effectExtent t="0" r="0" b="0" l="0"/>
+            <wp:docPr id="1" name="" descr="" title=""/>
+            <wp:cNvGraphicFramePr>
+              <a:graphicFrameLocks xmlns:a="http://schemas.openxmlformats.org/drawingml/2006/main" noChangeAspect="1"/>
+            </wp:cNvGraphicFramePr>
+            <a:graphic xmlns:a="http://schemas.openxmlformats.org/drawingml/2006/main">
+              <a:graphicData uri="http://schemas.openxmlformats.org/drawingml/2006/picture">
+                <pic:pic xmlns:pic="http://schemas.openxmlformats.org/drawingml/2006/picture">
+                  <pic:nvPicPr>
+                    <pic:cNvPr id="0" name="" descr=""/>
+                    <pic:cNvPicPr>
+                      <a:picLocks noChangeAspect="1" noChangeArrowheads="1"/>
+                    </pic:cNvPicPr>
+                  </pic:nvPicPr>
+                  <pic:blipFill>
+                    <a:blip r:embed="rId23" cstate="none"/>
+                    <a:srcRect/>
+                    <a:stretch>
+                      <a:fillRect/>
+                    </a:stretch>
+                  </pic:blipFill>
+                  <pic:spPr bwMode="auto">
+                    <a:xfrm>
+                      <a:off x="0" y="0"/>
+                      <a:ext cx="1047750" cy="790575"/>
+                    </a:xfrm>
+                    <a:prstGeom prst="rect">
+                      <a:avLst/>
+                    </a:prstGeom>
+                  </pic:spPr>
+                </pic:pic>
+              </a:graphicData>
+            </a:graphic>
+          </wp:inline>
+        </w:drawing>
+      </w:r>
+    </w:p>
+    <w:p>
+      <w:pPr>
+        <w:keepNext/>
+        <w:spacing w:after="120"/>
+      </w:pPr>
+      <w:r>
+        <w:rPr>
+          <w:b/>
+          <w:bCs/>
+        </w:rPr>
+        <w:t xml:space="preserve">Distributive Property (Propiedad distributiva)</w:t>
+      </w:r>
+      <w:r>
+        <w:t xml:space="preserve"> — Multiplying a number by everything inside the parentheses: a(b + c) = ab + ac.</w:t>
+      </w:r>
+    </w:p>
+    <w:p>
+      <w:pPr>
+        <w:keepNext/>
+        <w:spacing w:after="20" w:before="80"/>
+        <w:jc w:val="center"/>
+      </w:pPr>
+      <w:r>
+        <w:drawing>
+          <wp:inline distT="0" distB="0" distL="0" distR="0">
+            <wp:extent cx="1047750" cy="790575"/>
+            <wp:effectExtent t="0" r="0" b="0" l="0"/>
+            <wp:docPr id="1" name="" descr="" title=""/>
+            <wp:cNvGraphicFramePr>
+              <a:graphicFrameLocks xmlns:a="http://schemas.openxmlformats.org/drawingml/2006/main" noChangeAspect="1"/>
+            </wp:cNvGraphicFramePr>
+            <a:graphic xmlns:a="http://schemas.openxmlformats.org/drawingml/2006/main">
+              <a:graphicData uri="http://schemas.openxmlformats.org/drawingml/2006/picture">
+                <pic:pic xmlns:pic="http://schemas.openxmlformats.org/drawingml/2006/picture">
+                  <pic:nvPicPr>
+                    <pic:cNvPr id="0" name="" descr=""/>
+                    <pic:cNvPicPr>
+                      <a:picLocks noChangeAspect="1" noChangeArrowheads="1"/>
+                    </pic:cNvPicPr>
+                  </pic:nvPicPr>
+                  <pic:blipFill>
+                    <a:blip r:embed="rId24" cstate="none"/>
+                    <a:srcRect/>
+                    <a:stretch>
+                      <a:fillRect/>
+                    </a:stretch>
+                  </pic:blipFill>
+                  <pic:spPr bwMode="auto">
+                    <a:xfrm>
+                      <a:off x="0" y="0"/>
+                      <a:ext cx="1047750" cy="790575"/>
+                    </a:xfrm>
+                    <a:prstGeom prst="rect">
+                      <a:avLst/>
+                    </a:prstGeom>
+                  </pic:spPr>
+                </pic:pic>
+              </a:graphicData>
+            </a:graphic>
+          </wp:inline>
+        </w:drawing>
+      </w:r>
+    </w:p>
+    <w:p>
+      <w:pPr>
+        <w:keepNext/>
+        <w:spacing w:after="120"/>
+      </w:pPr>
+      <w:r>
+        <w:rPr>
+          <w:b/>
+          <w:bCs/>
+        </w:rPr>
+        <w:t xml:space="preserve">Like Terms (Términos semejantes)</w:t>
+      </w:r>
+      <w:r>
+        <w:t xml:space="preserve"> — Terms with the same letter raised to the same power, like 2x and 5x.</w:t>
       </w:r>
     </w:p>
     <w:p>
@@ -980,10 +1988,10 @@
           <w:b/>
           <w:bCs/>
         </w:rPr>
-        <w:t xml:space="preserve">Fraction Division Problem Solving (Resolución de problemas de división de fracciones)</w:t>
-      </w:r>
-      <w:r>
-        <w:t xml:space="preserve"> — Use fraction division to find an unknown number of groups or the size of each group.</w:t>
+        <w:t xml:space="preserve">Evaluate Expressions (Evaluar expresiones)</w:t>
+      </w:r>
+      <w:r>
+        <w:t xml:space="preserve"> — Find the value of an expression by substituting numbers and following the order of operations.</w:t>
       </w:r>
     </w:p>
     <w:p>
@@ -1011,7 +2019,7 @@
                     </pic:cNvPicPr>
                   </pic:nvPicPr>
                   <pic:blipFill>
-                    <a:blip r:embed="rId16" cstate="none"/>
+                    <a:blip r:embed="rId25" cstate="none"/>
                     <a:srcRect/>
                     <a:stretch>
                       <a:fillRect/>
@@ -1043,10 +2051,10 @@
           <w:b/>
           <w:bCs/>
         </w:rPr>
-        <w:t xml:space="preserve">Model (Modelo)</w:t>
-      </w:r>
-      <w:r>
-        <w:t xml:space="preserve"> — A picture or math way to show a problem so you can solve it.</w:t>
+        <w:t xml:space="preserve">Greatest Common Factor (Máximo común divisor)</w:t>
+      </w:r>
+      <w:r>
+        <w:t xml:space="preserve"> — The greatest whole number that divides two or more numbers with no remainder.</w:t>
       </w:r>
     </w:p>
     <w:p>
@@ -1074,7 +2082,7 @@
                     </pic:cNvPicPr>
                   </pic:nvPicPr>
                   <pic:blipFill>
-                    <a:blip r:embed="rId17" cstate="none"/>
+                    <a:blip r:embed="rId26" cstate="none"/>
                     <a:srcRect/>
                     <a:stretch>
                       <a:fillRect/>
@@ -1106,10 +2114,10 @@
           <w:b/>
           <w:bCs/>
         </w:rPr>
-        <w:t xml:space="preserve">Least Common Multiple (Mínimo común múltiplo)</w:t>
-      </w:r>
-      <w:r>
-        <w:t xml:space="preserve"> — The least positive number that is a multiple of two or more numbers.</w:t>
+        <w:t xml:space="preserve">Associative Property (Propiedad asociativa)</w:t>
+      </w:r>
+      <w:r>
+        <w:t xml:space="preserve"> — You can change the grouping and get the same answer.</w:t>
       </w:r>
     </w:p>
     <w:p>
@@ -1137,7 +2145,7 @@
                     </pic:cNvPicPr>
                   </pic:nvPicPr>
                   <pic:blipFill>
-                    <a:blip r:embed="rId18" cstate="none"/>
+                    <a:blip r:embed="rId15" cstate="none"/>
                     <a:srcRect/>
                     <a:stretch>
                       <a:fillRect/>
@@ -1169,10 +2177,10 @@
           <w:b/>
           <w:bCs/>
         </w:rPr>
-        <w:t xml:space="preserve">Multiple (Múltiplo)</w:t>
-      </w:r>
-      <w:r>
-        <w:t xml:space="preserve"> — What you get when you multiply a number by 1, 2, 3, and so on.</w:t>
+        <w:t xml:space="preserve">Simplify (Simplificar)</w:t>
+      </w:r>
+      <w:r>
+        <w:t xml:space="preserve"> — To rewrite an expression in a shorter form that is still equal to the original.</w:t>
       </w:r>
     </w:p>
     <w:p>
@@ -1200,7 +2208,7 @@
                     </pic:cNvPicPr>
                   </pic:nvPicPr>
                   <pic:blipFill>
-                    <a:blip r:embed="rId19" cstate="none"/>
+                    <a:blip r:embed="rId27" cstate="none"/>
                     <a:srcRect/>
                     <a:stretch>
                       <a:fillRect/>
@@ -1232,510 +2240,6 @@
           <w:b/>
           <w:bCs/>
         </w:rPr>
-        <w:t xml:space="preserve">Prime Factorization (Factorización prima)</w:t>
-      </w:r>
-      <w:r>
-        <w:t xml:space="preserve"> — Writing a whole number as a product of only prime numbers.</w:t>
-      </w:r>
-    </w:p>
-    <w:p>
-      <w:pPr>
-        <w:keepNext/>
-        <w:spacing w:after="20" w:before="80"/>
-        <w:jc w:val="center"/>
-      </w:pPr>
-      <w:r>
-        <w:drawing>
-          <wp:inline distT="0" distB="0" distL="0" distR="0">
-            <wp:extent cx="1047750" cy="790575"/>
-            <wp:effectExtent t="0" r="0" b="0" l="0"/>
-            <wp:docPr id="1" name="" descr="" title=""/>
-            <wp:cNvGraphicFramePr>
-              <a:graphicFrameLocks xmlns:a="http://schemas.openxmlformats.org/drawingml/2006/main" noChangeAspect="1"/>
-            </wp:cNvGraphicFramePr>
-            <a:graphic xmlns:a="http://schemas.openxmlformats.org/drawingml/2006/main">
-              <a:graphicData uri="http://schemas.openxmlformats.org/drawingml/2006/picture">
-                <pic:pic xmlns:pic="http://schemas.openxmlformats.org/drawingml/2006/picture">
-                  <pic:nvPicPr>
-                    <pic:cNvPr id="0" name="" descr=""/>
-                    <pic:cNvPicPr>
-                      <a:picLocks noChangeAspect="1" noChangeArrowheads="1"/>
-                    </pic:cNvPicPr>
-                  </pic:nvPicPr>
-                  <pic:blipFill>
-                    <a:blip r:embed="rId20" cstate="none"/>
-                    <a:srcRect/>
-                    <a:stretch>
-                      <a:fillRect/>
-                    </a:stretch>
-                  </pic:blipFill>
-                  <pic:spPr bwMode="auto">
-                    <a:xfrm>
-                      <a:off x="0" y="0"/>
-                      <a:ext cx="1047750" cy="790575"/>
-                    </a:xfrm>
-                    <a:prstGeom prst="rect">
-                      <a:avLst/>
-                    </a:prstGeom>
-                  </pic:spPr>
-                </pic:pic>
-              </a:graphicData>
-            </a:graphic>
-          </wp:inline>
-        </w:drawing>
-      </w:r>
-    </w:p>
-    <w:p>
-      <w:pPr>
-        <w:keepNext/>
-        <w:spacing w:after="120"/>
-      </w:pPr>
-      <w:r>
-        <w:rPr>
-          <w:b/>
-          <w:bCs/>
-        </w:rPr>
-        <w:t xml:space="preserve">Prime number (Número primo)</w:t>
-      </w:r>
-      <w:r>
-        <w:t xml:space="preserve"> — A number bigger than 1 that you can only divide by 1 and itself.</w:t>
-      </w:r>
-    </w:p>
-    <w:p>
-      <w:pPr>
-        <w:keepNext/>
-        <w:spacing w:after="20" w:before="80"/>
-        <w:jc w:val="center"/>
-      </w:pPr>
-      <w:r>
-        <w:drawing>
-          <wp:inline distT="0" distB="0" distL="0" distR="0">
-            <wp:extent cx="1047750" cy="790575"/>
-            <wp:effectExtent t="0" r="0" b="0" l="0"/>
-            <wp:docPr id="1" name="" descr="" title=""/>
-            <wp:cNvGraphicFramePr>
-              <a:graphicFrameLocks xmlns:a="http://schemas.openxmlformats.org/drawingml/2006/main" noChangeAspect="1"/>
-            </wp:cNvGraphicFramePr>
-            <a:graphic xmlns:a="http://schemas.openxmlformats.org/drawingml/2006/main">
-              <a:graphicData uri="http://schemas.openxmlformats.org/drawingml/2006/picture">
-                <pic:pic xmlns:pic="http://schemas.openxmlformats.org/drawingml/2006/picture">
-                  <pic:nvPicPr>
-                    <pic:cNvPr id="0" name="" descr=""/>
-                    <pic:cNvPicPr>
-                      <a:picLocks noChangeAspect="1" noChangeArrowheads="1"/>
-                    </pic:cNvPicPr>
-                  </pic:nvPicPr>
-                  <pic:blipFill>
-                    <a:blip r:embed="rId12" cstate="none"/>
-                    <a:srcRect/>
-                    <a:stretch>
-                      <a:fillRect/>
-                    </a:stretch>
-                  </pic:blipFill>
-                  <pic:spPr bwMode="auto">
-                    <a:xfrm>
-                      <a:off x="0" y="0"/>
-                      <a:ext cx="1047750" cy="790575"/>
-                    </a:xfrm>
-                    <a:prstGeom prst="rect">
-                      <a:avLst/>
-                    </a:prstGeom>
-                  </pic:spPr>
-                </pic:pic>
-              </a:graphicData>
-            </a:graphic>
-          </wp:inline>
-        </w:drawing>
-      </w:r>
-    </w:p>
-    <w:p>
-      <w:pPr>
-        <w:keepNext/>
-        <w:spacing w:after="120"/>
-      </w:pPr>
-      <w:r>
-        <w:rPr>
-          <w:b/>
-          <w:bCs/>
-        </w:rPr>
-        <w:t xml:space="preserve">The Distributive Property (La propiedad distributiva)</w:t>
-      </w:r>
-      <w:r>
-        <w:t xml:space="preserve"> — Multiply a factor by every term inside parentheses.</w:t>
-      </w:r>
-    </w:p>
-    <w:p>
-      <w:pPr>
-        <w:keepNext/>
-        <w:spacing w:after="20" w:before="80"/>
-        <w:jc w:val="center"/>
-      </w:pPr>
-      <w:r>
-        <w:drawing>
-          <wp:inline distT="0" distB="0" distL="0" distR="0">
-            <wp:extent cx="1047750" cy="790575"/>
-            <wp:effectExtent t="0" r="0" b="0" l="0"/>
-            <wp:docPr id="1" name="" descr="" title=""/>
-            <wp:cNvGraphicFramePr>
-              <a:graphicFrameLocks xmlns:a="http://schemas.openxmlformats.org/drawingml/2006/main" noChangeAspect="1"/>
-            </wp:cNvGraphicFramePr>
-            <a:graphic xmlns:a="http://schemas.openxmlformats.org/drawingml/2006/main">
-              <a:graphicData uri="http://schemas.openxmlformats.org/drawingml/2006/picture">
-                <pic:pic xmlns:pic="http://schemas.openxmlformats.org/drawingml/2006/picture">
-                  <pic:nvPicPr>
-                    <pic:cNvPr id="0" name="" descr=""/>
-                    <pic:cNvPicPr>
-                      <a:picLocks noChangeAspect="1" noChangeArrowheads="1"/>
-                    </pic:cNvPicPr>
-                  </pic:nvPicPr>
-                  <pic:blipFill>
-                    <a:blip r:embed="rId21" cstate="none"/>
-                    <a:srcRect/>
-                    <a:stretch>
-                      <a:fillRect/>
-                    </a:stretch>
-                  </pic:blipFill>
-                  <pic:spPr bwMode="auto">
-                    <a:xfrm>
-                      <a:off x="0" y="0"/>
-                      <a:ext cx="1047750" cy="790575"/>
-                    </a:xfrm>
-                    <a:prstGeom prst="rect">
-                      <a:avLst/>
-                    </a:prstGeom>
-                  </pic:spPr>
-                </pic:pic>
-              </a:graphicData>
-            </a:graphic>
-          </wp:inline>
-        </w:drawing>
-      </w:r>
-    </w:p>
-    <w:p>
-      <w:pPr>
-        <w:keepNext/>
-        <w:spacing w:after="120"/>
-      </w:pPr>
-      <w:r>
-        <w:rPr>
-          <w:b/>
-          <w:bCs/>
-        </w:rPr>
-        <w:t xml:space="preserve">Distributive Property (Propiedad distributiva)</w:t>
-      </w:r>
-      <w:r>
-        <w:t xml:space="preserve"> — Multiplying a number by everything inside the parentheses: a(b + c) = ab + ac.</w:t>
-      </w:r>
-    </w:p>
-    <w:p>
-      <w:pPr>
-        <w:keepNext/>
-        <w:spacing w:after="20" w:before="80"/>
-        <w:jc w:val="center"/>
-      </w:pPr>
-      <w:r>
-        <w:drawing>
-          <wp:inline distT="0" distB="0" distL="0" distR="0">
-            <wp:extent cx="1047750" cy="790575"/>
-            <wp:effectExtent t="0" r="0" b="0" l="0"/>
-            <wp:docPr id="1" name="" descr="" title=""/>
-            <wp:cNvGraphicFramePr>
-              <a:graphicFrameLocks xmlns:a="http://schemas.openxmlformats.org/drawingml/2006/main" noChangeAspect="1"/>
-            </wp:cNvGraphicFramePr>
-            <a:graphic xmlns:a="http://schemas.openxmlformats.org/drawingml/2006/main">
-              <a:graphicData uri="http://schemas.openxmlformats.org/drawingml/2006/picture">
-                <pic:pic xmlns:pic="http://schemas.openxmlformats.org/drawingml/2006/picture">
-                  <pic:nvPicPr>
-                    <pic:cNvPr id="0" name="" descr=""/>
-                    <pic:cNvPicPr>
-                      <a:picLocks noChangeAspect="1" noChangeArrowheads="1"/>
-                    </pic:cNvPicPr>
-                  </pic:nvPicPr>
-                  <pic:blipFill>
-                    <a:blip r:embed="rId12" cstate="none"/>
-                    <a:srcRect/>
-                    <a:stretch>
-                      <a:fillRect/>
-                    </a:stretch>
-                  </pic:blipFill>
-                  <pic:spPr bwMode="auto">
-                    <a:xfrm>
-                      <a:off x="0" y="0"/>
-                      <a:ext cx="1047750" cy="790575"/>
-                    </a:xfrm>
-                    <a:prstGeom prst="rect">
-                      <a:avLst/>
-                    </a:prstGeom>
-                  </pic:spPr>
-                </pic:pic>
-              </a:graphicData>
-            </a:graphic>
-          </wp:inline>
-        </w:drawing>
-      </w:r>
-    </w:p>
-    <w:p>
-      <w:pPr>
-        <w:keepNext/>
-        <w:spacing w:after="120"/>
-      </w:pPr>
-      <w:r>
-        <w:rPr>
-          <w:b/>
-          <w:bCs/>
-        </w:rPr>
-        <w:t xml:space="preserve">Simplify Algebraic Expressions (Simplificar expresiones algebraicas)</w:t>
-      </w:r>
-      <w:r>
-        <w:t xml:space="preserve"> — Rewrite an expression in a shorter equivalent form by combining like terms and using properties.</w:t>
-      </w:r>
-    </w:p>
-    <w:p>
-      <w:pPr>
-        <w:keepNext/>
-        <w:spacing w:after="20" w:before="80"/>
-        <w:jc w:val="center"/>
-      </w:pPr>
-      <w:r>
-        <w:drawing>
-          <wp:inline distT="0" distB="0" distL="0" distR="0">
-            <wp:extent cx="1047750" cy="790575"/>
-            <wp:effectExtent t="0" r="0" b="0" l="0"/>
-            <wp:docPr id="1" name="" descr="" title=""/>
-            <wp:cNvGraphicFramePr>
-              <a:graphicFrameLocks xmlns:a="http://schemas.openxmlformats.org/drawingml/2006/main" noChangeAspect="1"/>
-            </wp:cNvGraphicFramePr>
-            <a:graphic xmlns:a="http://schemas.openxmlformats.org/drawingml/2006/main">
-              <a:graphicData uri="http://schemas.openxmlformats.org/drawingml/2006/picture">
-                <pic:pic xmlns:pic="http://schemas.openxmlformats.org/drawingml/2006/picture">
-                  <pic:nvPicPr>
-                    <pic:cNvPr id="0" name="" descr=""/>
-                    <pic:cNvPicPr>
-                      <a:picLocks noChangeAspect="1" noChangeArrowheads="1"/>
-                    </pic:cNvPicPr>
-                  </pic:nvPicPr>
-                  <pic:blipFill>
-                    <a:blip r:embed="rId22" cstate="none"/>
-                    <a:srcRect/>
-                    <a:stretch>
-                      <a:fillRect/>
-                    </a:stretch>
-                  </pic:blipFill>
-                  <pic:spPr bwMode="auto">
-                    <a:xfrm>
-                      <a:off x="0" y="0"/>
-                      <a:ext cx="1047750" cy="790575"/>
-                    </a:xfrm>
-                    <a:prstGeom prst="rect">
-                      <a:avLst/>
-                    </a:prstGeom>
-                  </pic:spPr>
-                </pic:pic>
-              </a:graphicData>
-            </a:graphic>
-          </wp:inline>
-        </w:drawing>
-      </w:r>
-    </w:p>
-    <w:p>
-      <w:pPr>
-        <w:keepNext/>
-        <w:spacing w:after="120"/>
-      </w:pPr>
-      <w:r>
-        <w:rPr>
-          <w:b/>
-          <w:bCs/>
-        </w:rPr>
-        <w:t xml:space="preserve">Like Terms (Términos semejantes)</w:t>
-      </w:r>
-      <w:r>
-        <w:t xml:space="preserve"> — Terms with the same letter raised to the same power, like 2x and 5x.</w:t>
-      </w:r>
-    </w:p>
-    <w:p>
-      <w:pPr>
-        <w:keepNext/>
-        <w:spacing w:after="20" w:before="80"/>
-        <w:jc w:val="center"/>
-      </w:pPr>
-      <w:r>
-        <w:drawing>
-          <wp:inline distT="0" distB="0" distL="0" distR="0">
-            <wp:extent cx="1047750" cy="790575"/>
-            <wp:effectExtent t="0" r="0" b="0" l="0"/>
-            <wp:docPr id="1" name="" descr="" title=""/>
-            <wp:cNvGraphicFramePr>
-              <a:graphicFrameLocks xmlns:a="http://schemas.openxmlformats.org/drawingml/2006/main" noChangeAspect="1"/>
-            </wp:cNvGraphicFramePr>
-            <a:graphic xmlns:a="http://schemas.openxmlformats.org/drawingml/2006/main">
-              <a:graphicData uri="http://schemas.openxmlformats.org/drawingml/2006/picture">
-                <pic:pic xmlns:pic="http://schemas.openxmlformats.org/drawingml/2006/picture">
-                  <pic:nvPicPr>
-                    <pic:cNvPr id="0" name="" descr=""/>
-                    <pic:cNvPicPr>
-                      <a:picLocks noChangeAspect="1" noChangeArrowheads="1"/>
-                    </pic:cNvPicPr>
-                  </pic:nvPicPr>
-                  <pic:blipFill>
-                    <a:blip r:embed="rId23" cstate="none"/>
-                    <a:srcRect/>
-                    <a:stretch>
-                      <a:fillRect/>
-                    </a:stretch>
-                  </pic:blipFill>
-                  <pic:spPr bwMode="auto">
-                    <a:xfrm>
-                      <a:off x="0" y="0"/>
-                      <a:ext cx="1047750" cy="790575"/>
-                    </a:xfrm>
-                    <a:prstGeom prst="rect">
-                      <a:avLst/>
-                    </a:prstGeom>
-                  </pic:spPr>
-                </pic:pic>
-              </a:graphicData>
-            </a:graphic>
-          </wp:inline>
-        </w:drawing>
-      </w:r>
-    </w:p>
-    <w:p>
-      <w:pPr>
-        <w:keepNext/>
-        <w:spacing w:after="120"/>
-      </w:pPr>
-      <w:r>
-        <w:rPr>
-          <w:b/>
-          <w:bCs/>
-        </w:rPr>
-        <w:t xml:space="preserve">Associative Property (Propiedad asociativa)</w:t>
-      </w:r>
-      <w:r>
-        <w:t xml:space="preserve"> — You can change the grouping and get the same answer.</w:t>
-      </w:r>
-    </w:p>
-    <w:p>
-      <w:pPr>
-        <w:keepNext/>
-        <w:spacing w:after="20" w:before="80"/>
-        <w:jc w:val="center"/>
-      </w:pPr>
-      <w:r>
-        <w:drawing>
-          <wp:inline distT="0" distB="0" distL="0" distR="0">
-            <wp:extent cx="1047750" cy="790575"/>
-            <wp:effectExtent t="0" r="0" b="0" l="0"/>
-            <wp:docPr id="1" name="" descr="" title=""/>
-            <wp:cNvGraphicFramePr>
-              <a:graphicFrameLocks xmlns:a="http://schemas.openxmlformats.org/drawingml/2006/main" noChangeAspect="1"/>
-            </wp:cNvGraphicFramePr>
-            <a:graphic xmlns:a="http://schemas.openxmlformats.org/drawingml/2006/main">
-              <a:graphicData uri="http://schemas.openxmlformats.org/drawingml/2006/picture">
-                <pic:pic xmlns:pic="http://schemas.openxmlformats.org/drawingml/2006/picture">
-                  <pic:nvPicPr>
-                    <pic:cNvPr id="0" name="" descr=""/>
-                    <pic:cNvPicPr>
-                      <a:picLocks noChangeAspect="1" noChangeArrowheads="1"/>
-                    </pic:cNvPicPr>
-                  </pic:nvPicPr>
-                  <pic:blipFill>
-                    <a:blip r:embed="rId9" cstate="none"/>
-                    <a:srcRect/>
-                    <a:stretch>
-                      <a:fillRect/>
-                    </a:stretch>
-                  </pic:blipFill>
-                  <pic:spPr bwMode="auto">
-                    <a:xfrm>
-                      <a:off x="0" y="0"/>
-                      <a:ext cx="1047750" cy="790575"/>
-                    </a:xfrm>
-                    <a:prstGeom prst="rect">
-                      <a:avLst/>
-                    </a:prstGeom>
-                  </pic:spPr>
-                </pic:pic>
-              </a:graphicData>
-            </a:graphic>
-          </wp:inline>
-        </w:drawing>
-      </w:r>
-    </w:p>
-    <w:p>
-      <w:pPr>
-        <w:keepNext/>
-        <w:spacing w:after="120"/>
-      </w:pPr>
-      <w:r>
-        <w:rPr>
-          <w:b/>
-          <w:bCs/>
-        </w:rPr>
-        <w:t xml:space="preserve">Simplify (Simplificar)</w:t>
-      </w:r>
-      <w:r>
-        <w:t xml:space="preserve"> — To write an expression in a shorter, simpler way.</w:t>
-      </w:r>
-    </w:p>
-    <w:p>
-      <w:pPr>
-        <w:keepNext/>
-        <w:spacing w:after="20" w:before="80"/>
-        <w:jc w:val="center"/>
-      </w:pPr>
-      <w:r>
-        <w:drawing>
-          <wp:inline distT="0" distB="0" distL="0" distR="0">
-            <wp:extent cx="1047750" cy="790575"/>
-            <wp:effectExtent t="0" r="0" b="0" l="0"/>
-            <wp:docPr id="1" name="" descr="" title=""/>
-            <wp:cNvGraphicFramePr>
-              <a:graphicFrameLocks xmlns:a="http://schemas.openxmlformats.org/drawingml/2006/main" noChangeAspect="1"/>
-            </wp:cNvGraphicFramePr>
-            <a:graphic xmlns:a="http://schemas.openxmlformats.org/drawingml/2006/main">
-              <a:graphicData uri="http://schemas.openxmlformats.org/drawingml/2006/picture">
-                <pic:pic xmlns:pic="http://schemas.openxmlformats.org/drawingml/2006/picture">
-                  <pic:nvPicPr>
-                    <pic:cNvPr id="0" name="" descr=""/>
-                    <pic:cNvPicPr>
-                      <a:picLocks noChangeAspect="1" noChangeArrowheads="1"/>
-                    </pic:cNvPicPr>
-                  </pic:nvPicPr>
-                  <pic:blipFill>
-                    <a:blip r:embed="rId24" cstate="none"/>
-                    <a:srcRect/>
-                    <a:stretch>
-                      <a:fillRect/>
-                    </a:stretch>
-                  </pic:blipFill>
-                  <pic:spPr bwMode="auto">
-                    <a:xfrm>
-                      <a:off x="0" y="0"/>
-                      <a:ext cx="1047750" cy="790575"/>
-                    </a:xfrm>
-                    <a:prstGeom prst="rect">
-                      <a:avLst/>
-                    </a:prstGeom>
-                  </pic:spPr>
-                </pic:pic>
-              </a:graphicData>
-            </a:graphic>
-          </wp:inline>
-        </w:drawing>
-      </w:r>
-    </w:p>
-    <w:p>
-      <w:pPr>
-        <w:keepNext/>
-        <w:spacing w:after="120"/>
-      </w:pPr>
-      <w:r>
-        <w:rPr>
-          <w:b/>
-          <w:bCs/>
-        </w:rPr>
         <w:t xml:space="preserve">Combine (Combinar)</w:t>
       </w:r>
       <w:r>
@@ -1776,39 +2280,39 @@
           <w:b/>
           <w:bCs/>
         </w:rPr>
-        <w:t xml:space="preserve">1. (Lesson 6.4) Evaluate 3x + 7 when x = 4.</w:t>
-      </w:r>
-    </w:p>
-    <w:p>
-      <w:pPr>
-        <w:spacing w:after="40" w:before="0"/>
-      </w:pPr>
-      <w:r>
-        <w:t xml:space="preserve">     A. 19</w:t>
-      </w:r>
-    </w:p>
-    <w:p>
-      <w:pPr>
-        <w:spacing w:after="40" w:before="0"/>
-      </w:pPr>
-      <w:r>
-        <w:t xml:space="preserve">     B. 34</w:t>
-      </w:r>
-    </w:p>
-    <w:p>
-      <w:pPr>
-        <w:spacing w:after="40" w:before="0"/>
-      </w:pPr>
-      <w:r>
-        <w:t xml:space="preserve">     C. 12</w:t>
-      </w:r>
-    </w:p>
-    <w:p>
-      <w:pPr>
-        <w:spacing w:after="40" w:before="0"/>
-      </w:pPr>
-      <w:r>
-        <w:t xml:space="preserve">     D. 14</w:t>
+        <w:t xml:space="preserve">1. (Lesson 6.4) Evaluate 3 + 4 × 2.</w:t>
+      </w:r>
+    </w:p>
+    <w:p>
+      <w:pPr>
+        <w:spacing w:after="40" w:before="0"/>
+      </w:pPr>
+      <w:r>
+        <w:t xml:space="preserve">     A. 11</w:t>
+      </w:r>
+    </w:p>
+    <w:p>
+      <w:pPr>
+        <w:spacing w:after="40" w:before="0"/>
+      </w:pPr>
+      <w:r>
+        <w:t xml:space="preserve">     B. 14</w:t>
+      </w:r>
+    </w:p>
+    <w:p>
+      <w:pPr>
+        <w:spacing w:after="40" w:before="0"/>
+      </w:pPr>
+      <w:r>
+        <w:t xml:space="preserve">     C. 24</w:t>
+      </w:r>
+    </w:p>
+    <w:p>
+      <w:pPr>
+        <w:spacing w:after="40" w:before="0"/>
+      </w:pPr>
+      <w:r>
+        <w:t xml:space="preserve">     D. 9</w:t>
       </w:r>
     </w:p>
     <w:p>
@@ -1831,39 +2335,39 @@
           <w:b/>
           <w:bCs/>
         </w:rPr>
-        <w:t xml:space="preserve">2. (Lesson 6.4) Evaluate 20 − 2n when n = 6.</w:t>
-      </w:r>
-    </w:p>
-    <w:p>
-      <w:pPr>
-        <w:spacing w:after="40" w:before="0"/>
-      </w:pPr>
-      <w:r>
-        <w:t xml:space="preserve">     A. 8</w:t>
-      </w:r>
-    </w:p>
-    <w:p>
-      <w:pPr>
-        <w:spacing w:after="40" w:before="0"/>
-      </w:pPr>
-      <w:r>
-        <w:t xml:space="preserve">     B. 14</w:t>
-      </w:r>
-    </w:p>
-    <w:p>
-      <w:pPr>
-        <w:spacing w:after="40" w:before="0"/>
-      </w:pPr>
-      <w:r>
-        <w:t xml:space="preserve">     C. 32</w:t>
-      </w:r>
-    </w:p>
-    <w:p>
-      <w:pPr>
-        <w:spacing w:after="40" w:before="0"/>
-      </w:pPr>
-      <w:r>
-        <w:t xml:space="preserve">     D. 12</w:t>
+        <w:t xml:space="preserve">2. (Lesson 6.4) What does 2³ mean?</w:t>
+      </w:r>
+    </w:p>
+    <w:p>
+      <w:pPr>
+        <w:spacing w:after="40" w:before="0"/>
+      </w:pPr>
+      <w:r>
+        <w:t xml:space="preserve">     A. 2 × 2 × 2</w:t>
+      </w:r>
+    </w:p>
+    <w:p>
+      <w:pPr>
+        <w:spacing w:after="40" w:before="0"/>
+      </w:pPr>
+      <w:r>
+        <w:t xml:space="preserve">     B. 2 × 3</w:t>
+      </w:r>
+    </w:p>
+    <w:p>
+      <w:pPr>
+        <w:spacing w:after="40" w:before="0"/>
+      </w:pPr>
+      <w:r>
+        <w:t xml:space="preserve">     C. 3 × 3</w:t>
+      </w:r>
+    </w:p>
+    <w:p>
+      <w:pPr>
+        <w:spacing w:after="40" w:before="0"/>
+      </w:pPr>
+      <w:r>
+        <w:t xml:space="preserve">     D. 2 + 2 + 2</w:t>
       </w:r>
     </w:p>
     <w:p>
@@ -1886,31 +2390,196 @@
           <w:b/>
           <w:bCs/>
         </w:rPr>
-        <w:t xml:space="preserve">3. (Lesson 6.4) Spot the Common Mistake</w:t>
-      </w:r>
-    </w:p>
-    <w:p>
-      <w:pPr>
-        <w:spacing w:after="40" w:before="0"/>
-      </w:pPr>
-      <w:r>
-        <w:t xml:space="preserve">   Step 1 (Expression): Evaluate 5n − 3 when n = 6</w:t>
-      </w:r>
-    </w:p>
-    <w:p>
-      <w:pPr>
-        <w:spacing w:after="40" w:before="0"/>
-      </w:pPr>
-      <w:r>
-        <w:t xml:space="preserve">   Step 2 (Substitute): 5(6) − 3</w:t>
-      </w:r>
-    </w:p>
-    <w:p>
-      <w:pPr>
-        <w:spacing w:after="40" w:before="0"/>
-      </w:pPr>
-      <w:r>
-        <w:t xml:space="preserve">   Step 3 (Subtract first): 5 × (6 − 3) = 5 × 3 = 15</w:t>
+        <w:t xml:space="preserve">3. (Lesson 6.4) What is the total of 2 × 15 + 4 × 20 + 8 × 2³?</w:t>
+      </w:r>
+    </w:p>
+    <w:p>
+      <w:pPr>
+        <w:spacing w:after="40" w:before="0"/>
+      </w:pPr>
+      <w:r>
+        <w:t xml:space="preserve">     A. 174</w:t>
+      </w:r>
+    </w:p>
+    <w:p>
+      <w:pPr>
+        <w:spacing w:after="40" w:before="0"/>
+      </w:pPr>
+      <w:r>
+        <w:t xml:space="preserve">     B. 126</w:t>
+      </w:r>
+    </w:p>
+    <w:p>
+      <w:pPr>
+        <w:spacing w:after="40" w:before="0"/>
+      </w:pPr>
+      <w:r>
+        <w:t xml:space="preserve">     C. 210</w:t>
+      </w:r>
+    </w:p>
+    <w:p>
+      <w:pPr>
+        <w:spacing w:after="40" w:before="0"/>
+      </w:pPr>
+      <w:r>
+        <w:t xml:space="preserve">     D. 1,392</w:t>
+      </w:r>
+    </w:p>
+    <w:p>
+      <w:pPr>
+        <w:spacing w:after="60" w:before="120"/>
+      </w:pPr>
+      <w:r>
+        <w:rPr>
+          <w:color w:val="BBBBBB"/>
+        </w:rPr>
+        <w:t xml:space="preserve">______________________________________________________________________</w:t>
+      </w:r>
+    </w:p>
+    <w:p>
+      <w:pPr>
+        <w:spacing w:after="80" w:before="0"/>
+      </w:pPr>
+      <w:r>
+        <w:rPr>
+          <w:b/>
+          <w:bCs/>
+        </w:rPr>
+        <w:t xml:space="preserve">4. (Lesson 6.4) Miguel evaluates 12 − 2 × 3 and gets 30. Margaret gets 6. Who is right?</w:t>
+      </w:r>
+    </w:p>
+    <w:p>
+      <w:pPr>
+        <w:spacing w:after="40" w:before="0"/>
+      </w:pPr>
+      <w:r>
+        <w:t xml:space="preserve">     A. Margaret, because multiplication comes before subtraction</w:t>
+      </w:r>
+    </w:p>
+    <w:p>
+      <w:pPr>
+        <w:spacing w:after="40" w:before="0"/>
+      </w:pPr>
+      <w:r>
+        <w:t xml:space="preserve">     B. Miguel, because he worked left to right</w:t>
+      </w:r>
+    </w:p>
+    <w:p>
+      <w:pPr>
+        <w:spacing w:after="40" w:before="0"/>
+      </w:pPr>
+      <w:r>
+        <w:t xml:space="preserve">     C. Both are right</w:t>
+      </w:r>
+    </w:p>
+    <w:p>
+      <w:pPr>
+        <w:spacing w:after="40" w:before="0"/>
+      </w:pPr>
+      <w:r>
+        <w:t xml:space="preserve">     D. Neither is right</w:t>
+      </w:r>
+    </w:p>
+    <w:p>
+      <w:pPr>
+        <w:spacing w:after="60" w:before="120"/>
+      </w:pPr>
+      <w:r>
+        <w:rPr>
+          <w:color w:val="BBBBBB"/>
+        </w:rPr>
+        <w:t xml:space="preserve">______________________________________________________________________</w:t>
+      </w:r>
+    </w:p>
+    <w:p>
+      <w:pPr>
+        <w:spacing w:after="80" w:before="0"/>
+      </w:pPr>
+      <w:r>
+        <w:rPr>
+          <w:b/>
+          <w:bCs/>
+        </w:rPr>
+        <w:t xml:space="preserve">5. (Lesson 6.5) The expression 8n + 15 gives the cost of n tickets plus a fee. What is the cost for 6 tickets?</w:t>
+      </w:r>
+    </w:p>
+    <w:p>
+      <w:pPr>
+        <w:spacing w:after="40" w:before="0"/>
+      </w:pPr>
+      <w:r>
+        <w:t xml:space="preserve">     A. $63</w:t>
+      </w:r>
+    </w:p>
+    <w:p>
+      <w:pPr>
+        <w:spacing w:after="40" w:before="0"/>
+      </w:pPr>
+      <w:r>
+        <w:t xml:space="preserve">     B. $138</w:t>
+      </w:r>
+    </w:p>
+    <w:p>
+      <w:pPr>
+        <w:spacing w:after="40" w:before="0"/>
+      </w:pPr>
+      <w:r>
+        <w:t xml:space="preserve">     C. $29</w:t>
+      </w:r>
+    </w:p>
+    <w:p>
+      <w:pPr>
+        <w:spacing w:after="40" w:before="0"/>
+      </w:pPr>
+      <w:r>
+        <w:t xml:space="preserve">     D. $48</w:t>
+      </w:r>
+    </w:p>
+    <w:p>
+      <w:pPr>
+        <w:spacing w:after="60" w:before="120"/>
+      </w:pPr>
+      <w:r>
+        <w:rPr>
+          <w:color w:val="BBBBBB"/>
+        </w:rPr>
+        <w:t xml:space="preserve">______________________________________________________________________</w:t>
+      </w:r>
+    </w:p>
+    <w:p>
+      <w:pPr>
+        <w:spacing w:after="80" w:before="0"/>
+      </w:pPr>
+      <w:r>
+        <w:rPr>
+          <w:b/>
+          <w:bCs/>
+        </w:rPr>
+        <w:t xml:space="preserve">6. (Lesson 6.5) Spot the Common Mistake</w:t>
+      </w:r>
+    </w:p>
+    <w:p>
+      <w:pPr>
+        <w:spacing w:after="40" w:before="0"/>
+      </w:pPr>
+      <w:r>
+        <w:t xml:space="preserve">   Step 1 (Phrase): 8 divided by a number m</w:t>
+      </w:r>
+    </w:p>
+    <w:p>
+      <w:pPr>
+        <w:spacing w:after="40" w:before="0"/>
+      </w:pPr>
+      <w:r>
+        <w:t xml:space="preserve">   Step 2 (Student's expression): m ÷ 8</w:t>
+      </w:r>
+    </w:p>
+    <w:p>
+      <w:pPr>
+        <w:spacing w:after="40" w:before="0"/>
+      </w:pPr>
+      <w:r>
+        <w:t xml:space="preserve">   Step 3 (Reasoning): I saw 'divided by' so I wrote the variable first and then 8.</w:t>
       </w:r>
     </w:p>
     <w:p>
@@ -1967,366 +2636,31 @@
           <w:b/>
           <w:bCs/>
         </w:rPr>
-        <w:t xml:space="preserve">4. (Lesson 6.4) Evaluate each expression for the given value of the variable.</w:t>
-      </w:r>
-    </w:p>
-    <w:tbl>
-      <w:tblPr>
-        <w:tblW w:type="pct" w:w="100%"/>
-        <w:tblBorders>
-          <w:top w:val="single" w:color="auto" w:sz="4"/>
-          <w:left w:val="single" w:color="auto" w:sz="4"/>
-          <w:bottom w:val="single" w:color="auto" w:sz="4"/>
-          <w:right w:val="single" w:color="auto" w:sz="4"/>
-          <w:insideH w:val="single" w:color="auto" w:sz="4"/>
-          <w:insideV w:val="single" w:color="auto" w:sz="4"/>
-        </w:tblBorders>
-      </w:tblPr>
-      <w:tblGrid>
-        <w:gridCol w:w="100"/>
-        <w:gridCol w:w="100"/>
-        <w:gridCol w:w="100"/>
-        <w:gridCol w:w="100"/>
-      </w:tblGrid>
-      <w:tr>
-        <w:trPr>
-          <w:tblHeader/>
-        </w:trPr>
-        <w:tc>
-          <w:tcPr>
-            <w:tcW w:type="pct" w:w="25%"/>
-          </w:tcPr>
-          <w:p>
-            <w:r>
-              <w:rPr>
-                <w:b/>
-                <w:bCs/>
-              </w:rPr>
-              <w:t xml:space="preserve">Expression</w:t>
-            </w:r>
-          </w:p>
-        </w:tc>
-        <w:tc>
-          <w:tcPr>
-            <w:tcW w:type="pct" w:w="25%"/>
-          </w:tcPr>
-          <w:p>
-            <w:r>
-              <w:rPr>
-                <w:b/>
-                <w:bCs/>
-              </w:rPr>
-              <w:t xml:space="preserve">Variable Value</w:t>
-            </w:r>
-          </w:p>
-        </w:tc>
-        <w:tc>
-          <w:tcPr>
-            <w:tcW w:type="pct" w:w="25%"/>
-          </w:tcPr>
-          <w:p>
-            <w:r>
-              <w:rPr>
-                <w:b/>
-                <w:bCs/>
-              </w:rPr>
-              <w:t xml:space="preserve">Substitution</w:t>
-            </w:r>
-          </w:p>
-        </w:tc>
-        <w:tc>
-          <w:tcPr>
-            <w:tcW w:type="pct" w:w="25%"/>
-          </w:tcPr>
-          <w:p>
-            <w:r>
-              <w:rPr>
-                <w:b/>
-                <w:bCs/>
-              </w:rPr>
-              <w:t xml:space="preserve">Result</w:t>
-            </w:r>
-          </w:p>
-        </w:tc>
-      </w:tr>
-      <w:tr>
-        <w:tc>
-          <w:tcPr>
-            <w:tcW w:type="pct" w:w="25%"/>
-          </w:tcPr>
-          <w:p>
-            <w:r>
-              <w:rPr>
-                <w:b w:val="false"/>
-                <w:bCs w:val="false"/>
-              </w:rPr>
-              <w:t xml:space="preserve">5n − 3</w:t>
-            </w:r>
-          </w:p>
-        </w:tc>
-        <w:tc>
-          <w:tcPr>
-            <w:tcW w:type="pct" w:w="25%"/>
-          </w:tcPr>
-          <w:p>
-            <w:r>
-              <w:rPr>
-                <w:b w:val="false"/>
-                <w:bCs w:val="false"/>
-              </w:rPr>
-              <w:t xml:space="preserve">n = 6</w:t>
-            </w:r>
-          </w:p>
-        </w:tc>
-        <w:tc>
-          <w:tcPr>
-            <w:tcW w:type="pct" w:w="25%"/>
-          </w:tcPr>
-          <w:p>
-            <w:r>
-              <w:rPr>
-                <w:b w:val="false"/>
-                <w:bCs w:val="false"/>
-              </w:rPr>
-              <w:t xml:space="preserve">5(6) − 3</w:t>
-            </w:r>
-          </w:p>
-        </w:tc>
-        <w:tc>
-          <w:tcPr>
-            <w:tcW w:type="pct" w:w="25%"/>
-          </w:tcPr>
-          <w:p>
-            <w:r>
-              <w:rPr>
-                <w:b w:val="false"/>
-                <w:bCs w:val="false"/>
-              </w:rPr>
-              <w:t xml:space="preserve"> </w:t>
-            </w:r>
-          </w:p>
-        </w:tc>
-      </w:tr>
-      <w:tr>
-        <w:tc>
-          <w:tcPr>
-            <w:tcW w:type="pct" w:w="25%"/>
-          </w:tcPr>
-          <w:p>
-            <w:r>
-              <w:rPr>
-                <w:b w:val="false"/>
-                <w:bCs w:val="false"/>
-              </w:rPr>
-              <w:t xml:space="preserve">n² + 4</w:t>
-            </w:r>
-          </w:p>
-        </w:tc>
-        <w:tc>
-          <w:tcPr>
-            <w:tcW w:type="pct" w:w="25%"/>
-          </w:tcPr>
-          <w:p>
-            <w:r>
-              <w:rPr>
-                <w:b w:val="false"/>
-                <w:bCs w:val="false"/>
-              </w:rPr>
-              <w:t xml:space="preserve">n = 3</w:t>
-            </w:r>
-          </w:p>
-        </w:tc>
-        <w:tc>
-          <w:tcPr>
-            <w:tcW w:type="pct" w:w="25%"/>
-          </w:tcPr>
-          <w:p>
-            <w:r>
-              <w:rPr>
-                <w:b w:val="false"/>
-                <w:bCs w:val="false"/>
-              </w:rPr>
-              <w:t xml:space="preserve">3² + 4</w:t>
-            </w:r>
-          </w:p>
-        </w:tc>
-        <w:tc>
-          <w:tcPr>
-            <w:tcW w:type="pct" w:w="25%"/>
-          </w:tcPr>
-          <w:p>
-            <w:r>
-              <w:rPr>
-                <w:b w:val="false"/>
-                <w:bCs w:val="false"/>
-              </w:rPr>
-              <w:t xml:space="preserve"> </w:t>
-            </w:r>
-          </w:p>
-        </w:tc>
-      </w:tr>
-      <w:tr>
-        <w:tc>
-          <w:tcPr>
-            <w:tcW w:type="pct" w:w="25%"/>
-          </w:tcPr>
-          <w:p>
-            <w:r>
-              <w:rPr>
-                <w:b w:val="false"/>
-                <w:bCs w:val="false"/>
-              </w:rPr>
-              <w:t xml:space="preserve">2(n + 8)</w:t>
-            </w:r>
-          </w:p>
-        </w:tc>
-        <w:tc>
-          <w:tcPr>
-            <w:tcW w:type="pct" w:w="25%"/>
-          </w:tcPr>
-          <w:p>
-            <w:r>
-              <w:rPr>
-                <w:b w:val="false"/>
-                <w:bCs w:val="false"/>
-              </w:rPr>
-              <w:t xml:space="preserve">n = 5</w:t>
-            </w:r>
-          </w:p>
-        </w:tc>
-        <w:tc>
-          <w:tcPr>
-            <w:tcW w:type="pct" w:w="25%"/>
-          </w:tcPr>
-          <w:p>
-            <w:r>
-              <w:rPr>
-                <w:b w:val="false"/>
-                <w:bCs w:val="false"/>
-              </w:rPr>
-              <w:t xml:space="preserve">2(5 + 8)</w:t>
-            </w:r>
-          </w:p>
-        </w:tc>
-        <w:tc>
-          <w:tcPr>
-            <w:tcW w:type="pct" w:w="25%"/>
-          </w:tcPr>
-          <w:p>
-            <w:r>
-              <w:rPr>
-                <w:b w:val="false"/>
-                <w:bCs w:val="false"/>
-              </w:rPr>
-              <w:t xml:space="preserve"> </w:t>
-            </w:r>
-          </w:p>
-        </w:tc>
-      </w:tr>
-      <w:tr>
-        <w:tc>
-          <w:tcPr>
-            <w:tcW w:type="pct" w:w="25%"/>
-          </w:tcPr>
-          <w:p>
-            <w:r>
-              <w:rPr>
-                <w:b w:val="false"/>
-                <w:bCs w:val="false"/>
-              </w:rPr>
-              <w:t xml:space="preserve">40 − 3n</w:t>
-            </w:r>
-          </w:p>
-        </w:tc>
-        <w:tc>
-          <w:tcPr>
-            <w:tcW w:type="pct" w:w="25%"/>
-          </w:tcPr>
-          <w:p>
-            <w:r>
-              <w:rPr>
-                <w:b w:val="false"/>
-                <w:bCs w:val="false"/>
-              </w:rPr>
-              <w:t xml:space="preserve">n = 7</w:t>
-            </w:r>
-          </w:p>
-        </w:tc>
-        <w:tc>
-          <w:tcPr>
-            <w:tcW w:type="pct" w:w="25%"/>
-          </w:tcPr>
-          <w:p>
-            <w:r>
-              <w:rPr>
-                <w:b w:val="false"/>
-                <w:bCs w:val="false"/>
-              </w:rPr>
-              <w:t xml:space="preserve">40 − 3(7)</w:t>
-            </w:r>
-          </w:p>
-        </w:tc>
-        <w:tc>
-          <w:tcPr>
-            <w:tcW w:type="pct" w:w="25%"/>
-          </w:tcPr>
-          <w:p>
-            <w:r>
-              <w:rPr>
-                <w:b w:val="false"/>
-                <w:bCs w:val="false"/>
-              </w:rPr>
-              <w:t xml:space="preserve"> </w:t>
-            </w:r>
-          </w:p>
-        </w:tc>
-      </w:tr>
-    </w:tbl>
-    <w:p>
-      <w:pPr>
-        <w:spacing w:after="60" w:before="120"/>
-      </w:pPr>
-      <w:r>
-        <w:rPr>
-          <w:color w:val="BBBBBB"/>
-        </w:rPr>
-        <w:t xml:space="preserve">______________________________________________________________________</w:t>
-      </w:r>
-    </w:p>
-    <w:p>
-      <w:pPr>
-        <w:spacing w:after="80" w:before="0"/>
-      </w:pPr>
-      <w:r>
-        <w:rPr>
-          <w:b/>
-          <w:bCs/>
-        </w:rPr>
-        <w:t xml:space="preserve">5. (Lesson 6.5) Spot the Common Mistake</w:t>
-      </w:r>
-    </w:p>
-    <w:p>
-      <w:pPr>
-        <w:spacing w:after="40" w:before="0"/>
-      </w:pPr>
-      <w:r>
-        <w:t xml:space="preserve">   Step 1 (Phrase): 8 divided by a number m</w:t>
-      </w:r>
-    </w:p>
-    <w:p>
-      <w:pPr>
-        <w:spacing w:after="40" w:before="0"/>
-      </w:pPr>
-      <w:r>
-        <w:t xml:space="preserve">   Step 2 (Student's expression): m ÷ 8</w:t>
-      </w:r>
-    </w:p>
-    <w:p>
-      <w:pPr>
-        <w:spacing w:after="40" w:before="0"/>
-      </w:pPr>
-      <w:r>
-        <w:t xml:space="preserve">   Step 3 (Reasoning): I saw 'divided by' so I wrote the variable first and then 8.</w:t>
+        <w:t xml:space="preserve">7. (Lesson 6.6) Spot the Combining Mistake</w:t>
+      </w:r>
+    </w:p>
+    <w:p>
+      <w:pPr>
+        <w:spacing w:after="40" w:before="0"/>
+      </w:pPr>
+      <w:r>
+        <w:t xml:space="preserve">   Step 1 (Expression): 7x + 3 + 2x</w:t>
+      </w:r>
+    </w:p>
+    <w:p>
+      <w:pPr>
+        <w:spacing w:after="40" w:before="0"/>
+      </w:pPr>
+      <w:r>
+        <w:t xml:space="preserve">   Step 2 (Combine): Combine every number you see: 7x + 2x + 3 = 9x + 3, then add the 9 and 3 too</w:t>
+      </w:r>
+    </w:p>
+    <w:p>
+      <w:pPr>
+        <w:spacing w:after="40" w:before="0"/>
+      </w:pPr>
+      <w:r>
+        <w:t xml:space="preserve">   Step 3 (Result): 7x + 3 + 2x = 12x</w:t>
       </w:r>
     </w:p>
     <w:p>
@@ -2383,7 +2717,7 @@
           <w:b/>
           <w:bCs/>
         </w:rPr>
-        <w:t xml:space="preserve">6. (Lesson 6.5) Match each word phrase to its correct algebraic expression.</w:t>
+        <w:t xml:space="preserve">8. (Lesson 6.6) Match each expression with its simplified form.</w:t>
       </w:r>
     </w:p>
     <w:p>
@@ -2403,47 +2737,47 @@
         <w:spacing w:after="40" w:before="0"/>
       </w:pPr>
       <w:r>
-        <w:t xml:space="preserve">   • twice a number k → 2k   → __________________</w:t>
-      </w:r>
-    </w:p>
-    <w:p>
-      <w:pPr>
-        <w:spacing w:after="40" w:before="0"/>
-      </w:pPr>
-      <w:r>
-        <w:t xml:space="preserve">   • a number b divided by 5 → b ÷ 5   → __________________</w:t>
-      </w:r>
-    </w:p>
-    <w:p>
-      <w:pPr>
-        <w:spacing w:after="40" w:before="0"/>
-      </w:pPr>
-      <w:r>
-        <w:t xml:space="preserve">   • the sum of a number d and 15 → d + 15   → __________________</w:t>
-      </w:r>
-    </w:p>
-    <w:p>
-      <w:pPr>
-        <w:spacing w:after="40" w:before="0"/>
-      </w:pPr>
-      <w:r>
-        <w:t xml:space="preserve">   • 10 decreased by a number r → 10 − r   → __________________</w:t>
-      </w:r>
-    </w:p>
-    <w:p>
-      <w:pPr>
-        <w:spacing w:after="40" w:before="0"/>
-      </w:pPr>
-      <w:r>
-        <w:t xml:space="preserve">   • 4 more than triple a number c → 3c + 4   → __________________</w:t>
-      </w:r>
-    </w:p>
-    <w:p>
-      <w:pPr>
-        <w:spacing w:after="40" w:before="0"/>
-      </w:pPr>
-      <w:r>
-        <w:t xml:space="preserve">   • half of a number h → h ÷ 2   → __________________</w:t>
+        <w:t xml:space="preserve">   • 8y + 2y → 10y   → __________________</w:t>
+      </w:r>
+    </w:p>
+    <w:p>
+      <w:pPr>
+        <w:spacing w:after="40" w:before="0"/>
+      </w:pPr>
+      <w:r>
+        <w:t xml:space="preserve">   • 3(a + 6) → 3a + 18   → __________________</w:t>
+      </w:r>
+    </w:p>
+    <w:p>
+      <w:pPr>
+        <w:spacing w:after="40" w:before="0"/>
+      </w:pPr>
+      <w:r>
+        <w:t xml:space="preserve">   • 5n + 4 + 2n → 7n + 4   → __________________</w:t>
+      </w:r>
+    </w:p>
+    <w:p>
+      <w:pPr>
+        <w:spacing w:after="40" w:before="0"/>
+      </w:pPr>
+      <w:r>
+        <w:t xml:space="preserve">   • 9p − 3p → 6p   → __________________</w:t>
+      </w:r>
+    </w:p>
+    <w:p>
+      <w:pPr>
+        <w:spacing w:after="40" w:before="0"/>
+      </w:pPr>
+      <w:r>
+        <w:t xml:space="preserve">   • 4(2x − 1) → 8x − 4   → __________________</w:t>
+      </w:r>
+    </w:p>
+    <w:p>
+      <w:pPr>
+        <w:spacing w:after="40" w:before="0"/>
+      </w:pPr>
+      <w:r>
+        <w:t xml:space="preserve">   • 6t + t → 7t   → __________________</w:t>
       </w:r>
     </w:p>
     <w:p>
@@ -2466,88 +2800,175 @@
           <w:b/>
           <w:bCs/>
         </w:rPr>
-        <w:t xml:space="preserve">7. (Lesson 6.6) Spot the Combining Mistake</w:t>
-      </w:r>
-    </w:p>
-    <w:p>
-      <w:pPr>
-        <w:spacing w:after="40" w:before="0"/>
-      </w:pPr>
-      <w:r>
-        <w:t xml:space="preserve">   Step 1 (Expression): 7x + 3 + 2x</w:t>
-      </w:r>
-    </w:p>
-    <w:p>
-      <w:pPr>
-        <w:spacing w:after="40" w:before="0"/>
-      </w:pPr>
-      <w:r>
-        <w:t xml:space="preserve">   Step 2 (Combine): Combine every number you see: 7x + 2x + 3 = 9x + 3, then add the 9 and 3 too</w:t>
-      </w:r>
-    </w:p>
-    <w:p>
-      <w:pPr>
-        <w:spacing w:after="40" w:before="0"/>
-      </w:pPr>
-      <w:r>
-        <w:t xml:space="preserve">   Step 3 (Result): 7x + 3 + 2x = 12x</w:t>
-      </w:r>
-    </w:p>
-    <w:p>
-      <w:pPr>
-        <w:spacing w:after="60" w:before="0"/>
+        <w:t xml:space="preserve">9. (Lesson 6.7) Using prime factors, 48 = 2 × 2 × 2 × 2 × 3 and 36 = 2 × 2 × 3 × 3. What is their GCF?</w:t>
+      </w:r>
+    </w:p>
+    <w:p>
+      <w:pPr>
+        <w:spacing w:after="40" w:before="0"/>
+      </w:pPr>
+      <w:r>
+        <w:t xml:space="preserve">     A. 12, from the shared 2 × 2 × 3</w:t>
+      </w:r>
+    </w:p>
+    <w:p>
+      <w:pPr>
+        <w:spacing w:after="40" w:before="0"/>
+      </w:pPr>
+      <w:r>
+        <w:t xml:space="preserve">     B. 144, from multiplying all the primes</w:t>
+      </w:r>
+    </w:p>
+    <w:p>
+      <w:pPr>
+        <w:spacing w:after="40" w:before="0"/>
+      </w:pPr>
+      <w:r>
+        <w:t xml:space="preserve">     C. 6, from one 2 and one 3</w:t>
+      </w:r>
+    </w:p>
+    <w:p>
+      <w:pPr>
+        <w:spacing w:after="40" w:before="0"/>
+      </w:pPr>
+      <w:r>
+        <w:t xml:space="preserve">     D. 2, the only prime they share</w:t>
+      </w:r>
+    </w:p>
+    <w:p>
+      <w:pPr>
+        <w:spacing w:after="60" w:before="120"/>
+      </w:pPr>
+      <w:r>
+        <w:rPr>
+          <w:color w:val="BBBBBB"/>
+        </w:rPr>
+        <w:t xml:space="preserve">______________________________________________________________________</w:t>
+      </w:r>
+    </w:p>
+    <w:p>
+      <w:pPr>
+        <w:spacing w:after="80" w:before="0"/>
+      </w:pPr>
+      <w:r>
+        <w:rPr>
+          <w:b/>
+          <w:bCs/>
+        </w:rPr>
+        <w:t xml:space="preserve">10. (Lesson 6.7) Ayasha has painting every 8 weeks and pottery every 6 weeks, both this week. When do they next fall in the same week?</w:t>
+      </w:r>
+    </w:p>
+    <w:p>
+      <w:pPr>
+        <w:spacing w:after="40" w:before="0"/>
+      </w:pPr>
+      <w:r>
+        <w:t xml:space="preserve">     A. In 24 weeks</w:t>
+      </w:r>
+    </w:p>
+    <w:p>
+      <w:pPr>
+        <w:spacing w:after="40" w:before="0"/>
+      </w:pPr>
+      <w:r>
+        <w:t xml:space="preserve">     B. In 48 weeks</w:t>
+      </w:r>
+    </w:p>
+    <w:p>
+      <w:pPr>
+        <w:spacing w:after="40" w:before="0"/>
+      </w:pPr>
+      <w:r>
+        <w:t xml:space="preserve">     C. In 14 weeks</w:t>
+      </w:r>
+    </w:p>
+    <w:p>
+      <w:pPr>
+        <w:spacing w:after="40" w:before="0"/>
+      </w:pPr>
+      <w:r>
+        <w:t xml:space="preserve">     D. In 2 weeks</w:t>
+      </w:r>
+    </w:p>
+    <w:p>
+      <w:pPr>
+        <w:spacing w:after="60" w:before="120"/>
+      </w:pPr>
+      <w:r>
+        <w:rPr>
+          <w:color w:val="BBBBBB"/>
+        </w:rPr>
+        <w:t xml:space="preserve">______________________________________________________________________</w:t>
+      </w:r>
+    </w:p>
+    <w:p>
+      <w:r>
+        <w:br w:type="page"/>
+      </w:r>
+    </w:p>
+    <w:p>
+      <w:pPr>
+        <w:pStyle w:val="Heading1"/>
+        <w:spacing w:after="120"/>
+      </w:pPr>
+      <w:r>
+        <w:rPr>
+          <w:b/>
+          <w:bCs/>
+        </w:rPr>
+        <w:t xml:space="preserve">Answer Key (Teacher)</w:t>
+      </w:r>
+    </w:p>
+    <w:p>
+      <w:pPr>
+        <w:spacing w:after="40" w:before="0"/>
+      </w:pPr>
+      <w:r>
+        <w:rPr>
+          <w:b/>
+          <w:bCs/>
+        </w:rPr>
+        <w:t xml:space="preserve">1. A. 11</w:t>
+      </w:r>
+    </w:p>
+    <w:p>
+      <w:pPr>
+        <w:spacing w:after="20" w:before="0"/>
+      </w:pPr>
+      <w:r>
+        <w:t xml:space="preserve">     Multiplication comes before addition: 4 × 2 = 8, then 3 + 8 = 11.</w:t>
+      </w:r>
+    </w:p>
+    <w:p>
+      <w:pPr>
+        <w:spacing w:after="80" w:before="0"/>
       </w:pPr>
       <w:r>
         <w:rPr>
           <w:i/>
           <w:iCs/>
         </w:rPr>
-        <w:t xml:space="preserve">Which step has the mistake? Explain and fix it:</w:t>
-      </w:r>
-    </w:p>
-    <w:p>
-      <w:pPr>
-        <w:spacing w:after="60" w:before="120"/>
-      </w:pPr>
-      <w:r>
-        <w:rPr>
-          <w:color w:val="BBBBBB"/>
-        </w:rPr>
-        <w:t xml:space="preserve">______________________________________________________________________</w:t>
-      </w:r>
-    </w:p>
-    <w:p>
-      <w:pPr>
-        <w:spacing w:after="60" w:before="120"/>
-      </w:pPr>
-      <w:r>
-        <w:rPr>
-          <w:color w:val="BBBBBB"/>
-        </w:rPr>
-        <w:t xml:space="preserve">______________________________________________________________________</w:t>
-      </w:r>
-    </w:p>
-    <w:p>
-      <w:pPr>
-        <w:spacing w:after="60" w:before="120"/>
-      </w:pPr>
-      <w:r>
-        <w:rPr>
-          <w:color w:val="BBBBBB"/>
-        </w:rPr>
-        <w:t xml:space="preserve">______________________________________________________________________</w:t>
-      </w:r>
-    </w:p>
-    <w:p>
-      <w:pPr>
-        <w:spacing w:after="80" w:before="0"/>
-      </w:pPr>
-      <w:r>
-        <w:rPr>
-          <w:b/>
-          <w:bCs/>
-        </w:rPr>
-        <w:t xml:space="preserve">8. (Lesson 6.6) Match each expression with its simplified form.</w:t>
+        <w:t xml:space="preserve">     Watch for: A common mistake in Simplify Algebraic Expressions is sweeping a constant into the variable terms — for example, simplifying 6x + 4 + 2x as 12x by adding all three numbers (6 + 4 + 2 = 12) instead of recognizing that 4 has no variable and cannot combine with 6x and 2x. The correct simplified expression is 8x + 4 (combine 6x + 2x = 8x, and let the 4 stay on its own). Before you submit, check that every term you combined has the exact same variable part.</w:t>
+      </w:r>
+    </w:p>
+    <w:p>
+      <w:pPr>
+        <w:spacing w:after="40" w:before="0"/>
+      </w:pPr>
+      <w:r>
+        <w:rPr>
+          <w:b/>
+          <w:bCs/>
+        </w:rPr>
+        <w:t xml:space="preserve">2. A. 2 × 2 × 2</w:t>
+      </w:r>
+    </w:p>
+    <w:p>
+      <w:pPr>
+        <w:spacing w:after="20" w:before="0"/>
+      </w:pPr>
+      <w:r>
+        <w:t xml:space="preserve">     The exponent says how many times the base is used as a factor, so 2³ = 2 × 2 × 2 = 8.</w:t>
       </w:r>
     </w:p>
     <w:p>
@@ -2559,240 +2980,51 @@
           <w:i/>
           <w:iCs/>
         </w:rPr>
-        <w:t xml:space="preserve">Groups: Correctly Matched</w:t>
-      </w:r>
-    </w:p>
-    <w:p>
-      <w:pPr>
-        <w:spacing w:after="40" w:before="0"/>
-      </w:pPr>
-      <w:r>
-        <w:t xml:space="preserve">   • 8y + 2y → 10y   → __________________</w:t>
-      </w:r>
-    </w:p>
-    <w:p>
-      <w:pPr>
-        <w:spacing w:after="40" w:before="0"/>
-      </w:pPr>
-      <w:r>
-        <w:t xml:space="preserve">   • 3(a + 6) → 3a + 18   → __________________</w:t>
-      </w:r>
-    </w:p>
-    <w:p>
-      <w:pPr>
-        <w:spacing w:after="40" w:before="0"/>
-      </w:pPr>
-      <w:r>
-        <w:t xml:space="preserve">   • 5n + 4 + 2n → 7n + 4   → __________________</w:t>
-      </w:r>
-    </w:p>
-    <w:p>
-      <w:pPr>
-        <w:spacing w:after="40" w:before="0"/>
-      </w:pPr>
-      <w:r>
-        <w:t xml:space="preserve">   • 9p − 3p → 6p   → __________________</w:t>
-      </w:r>
-    </w:p>
-    <w:p>
-      <w:pPr>
-        <w:spacing w:after="40" w:before="0"/>
-      </w:pPr>
-      <w:r>
-        <w:t xml:space="preserve">   • 4(2x − 1) → 8x − 4   → __________________</w:t>
-      </w:r>
-    </w:p>
-    <w:p>
-      <w:pPr>
-        <w:spacing w:after="40" w:before="0"/>
-      </w:pPr>
-      <w:r>
-        <w:t xml:space="preserve">   • 6t + t → 7t   → __________________</w:t>
-      </w:r>
-    </w:p>
-    <w:p>
-      <w:pPr>
-        <w:spacing w:after="60" w:before="120"/>
-      </w:pPr>
-      <w:r>
-        <w:rPr>
-          <w:color w:val="BBBBBB"/>
-        </w:rPr>
-        <w:t xml:space="preserve">______________________________________________________________________</w:t>
+        <w:t xml:space="preserve">     Watch for: A common mistake in Simplify Algebraic Expressions is sweeping a constant into the variable terms — for example, simplifying 6x + 4 + 2x as 12x by adding all three numbers (6 + 4 + 2 = 12) instead of recognizing that 4 has no variable and cannot combine with 6x and 2x. The correct simplified expression is 8x + 4 (combine 6x + 2x = 8x, and let the 4 stay on its own). Before you submit, check that every term you combined has the exact same variable part.</w:t>
+      </w:r>
+    </w:p>
+    <w:p>
+      <w:pPr>
+        <w:spacing w:after="40" w:before="0"/>
+      </w:pPr>
+      <w:r>
+        <w:rPr>
+          <w:b/>
+          <w:bCs/>
+        </w:rPr>
+        <w:t xml:space="preserve">3. A. 174</w:t>
+      </w:r>
+    </w:p>
+    <w:p>
+      <w:pPr>
+        <w:spacing w:after="20" w:before="0"/>
+      </w:pPr>
+      <w:r>
+        <w:t xml:space="preserve">     Power first: 2³ = 8. Multiply: 30, 80, 64. Add: 30 + 80 + 64 = 174.</w:t>
       </w:r>
     </w:p>
     <w:p>
       <w:pPr>
         <w:spacing w:after="80" w:before="0"/>
-      </w:pPr>
-      <w:r>
-        <w:rPr>
-          <w:b/>
-          <w:bCs/>
-        </w:rPr>
-        <w:t xml:space="preserve">9. (Lesson 6.7) A teacher has 36 pencils and 48 erasers. She wants to make identical supply bags with no items left over. What is the greatest number of bags she can make?</w:t>
-      </w:r>
-    </w:p>
-    <w:p>
-      <w:pPr>
-        <w:spacing w:after="40" w:before="0"/>
-      </w:pPr>
-      <w:r>
-        <w:t xml:space="preserve">     A. 12 bags</w:t>
-      </w:r>
-    </w:p>
-    <w:p>
-      <w:pPr>
-        <w:spacing w:after="40" w:before="0"/>
-      </w:pPr>
-      <w:r>
-        <w:t xml:space="preserve">     B. 6 bags</w:t>
-      </w:r>
-    </w:p>
-    <w:p>
-      <w:pPr>
-        <w:spacing w:after="40" w:before="0"/>
-      </w:pPr>
-      <w:r>
-        <w:t xml:space="preserve">     C. 4 bags</w:t>
-      </w:r>
-    </w:p>
-    <w:p>
-      <w:pPr>
-        <w:spacing w:after="40" w:before="0"/>
-      </w:pPr>
-      <w:r>
-        <w:t xml:space="preserve">     D. 36 bags</w:t>
-      </w:r>
-    </w:p>
-    <w:p>
-      <w:pPr>
-        <w:spacing w:after="60" w:before="120"/>
-      </w:pPr>
-      <w:r>
-        <w:rPr>
-          <w:color w:val="BBBBBB"/>
-        </w:rPr>
-        <w:t xml:space="preserve">______________________________________________________________________</w:t>
-      </w:r>
-    </w:p>
-    <w:p>
-      <w:pPr>
-        <w:spacing w:after="80" w:before="0"/>
-      </w:pPr>
-      <w:r>
-        <w:rPr>
-          <w:b/>
-          <w:bCs/>
-        </w:rPr>
-        <w:t xml:space="preserve">10. (Lesson 6.7) Spot the Common Mistake — GCF or LCM?</w:t>
-      </w:r>
-    </w:p>
-    <w:p>
-      <w:pPr>
-        <w:spacing w:after="40" w:before="0"/>
-      </w:pPr>
-      <w:r>
-        <w:t xml:space="preserve">   Step 1 (The problem): Find the GCF of 8 and 20.</w:t>
-      </w:r>
-    </w:p>
-    <w:p>
-      <w:pPr>
-        <w:spacing w:after="40" w:before="0"/>
-      </w:pPr>
-      <w:r>
-        <w:t xml:space="preserve">   Step 2 (List factors of 8): 1, 2, 4, 8</w:t>
-      </w:r>
-    </w:p>
-    <w:p>
-      <w:pPr>
-        <w:spacing w:after="40" w:before="0"/>
-      </w:pPr>
-      <w:r>
-        <w:t xml:space="preserve">   Step 3 (List factors of 20): 1, 2, 4, 5, 10, 20</w:t>
-      </w:r>
-    </w:p>
-    <w:p>
-      <w:pPr>
-        <w:spacing w:after="40" w:before="0"/>
-      </w:pPr>
-      <w:r>
-        <w:t xml:space="preserve">   Step 4 (Choose the answer): Jordan multiplies 8 × 20 = 160 and says the GCF of 8 and 20 is 160.</w:t>
-      </w:r>
-    </w:p>
-    <w:p>
-      <w:pPr>
-        <w:spacing w:after="60" w:before="0"/>
       </w:pPr>
       <w:r>
         <w:rPr>
           <w:i/>
           <w:iCs/>
         </w:rPr>
-        <w:t xml:space="preserve">Which step has the mistake? Explain and fix it:</w:t>
-      </w:r>
-    </w:p>
-    <w:p>
-      <w:pPr>
-        <w:spacing w:after="60" w:before="120"/>
-      </w:pPr>
-      <w:r>
-        <w:rPr>
-          <w:color w:val="BBBBBB"/>
-        </w:rPr>
-        <w:t xml:space="preserve">______________________________________________________________________</w:t>
-      </w:r>
-    </w:p>
-    <w:p>
-      <w:pPr>
-        <w:spacing w:after="60" w:before="120"/>
-      </w:pPr>
-      <w:r>
-        <w:rPr>
-          <w:color w:val="BBBBBB"/>
-        </w:rPr>
-        <w:t xml:space="preserve">______________________________________________________________________</w:t>
-      </w:r>
-    </w:p>
-    <w:p>
-      <w:pPr>
-        <w:spacing w:after="60" w:before="120"/>
-      </w:pPr>
-      <w:r>
-        <w:rPr>
-          <w:color w:val="BBBBBB"/>
-        </w:rPr>
-        <w:t xml:space="preserve">______________________________________________________________________</w:t>
-      </w:r>
-    </w:p>
-    <w:p>
-      <w:r>
-        <w:br w:type="page"/>
-      </w:r>
-    </w:p>
-    <w:p>
-      <w:pPr>
-        <w:pStyle w:val="Heading1"/>
-        <w:spacing w:after="120"/>
-      </w:pPr>
-      <w:r>
-        <w:rPr>
-          <w:b/>
-          <w:bCs/>
-        </w:rPr>
-        <w:t xml:space="preserve">Answer Key (Teacher)</w:t>
-      </w:r>
-    </w:p>
-    <w:p>
-      <w:pPr>
-        <w:spacing w:after="40" w:before="0"/>
-      </w:pPr>
-      <w:r>
-        <w:rPr>
-          <w:b/>
-          <w:bCs/>
-        </w:rPr>
-        <w:t xml:space="preserve">1. A. 19</w:t>
+        <w:t xml:space="preserve">     Watch for: A common mistake in Simplify Algebraic Expressions is sweeping a constant into the variable terms — for example, simplifying 6x + 4 + 2x as 12x by adding all three numbers (6 + 4 + 2 = 12) instead of recognizing that 4 has no variable and cannot combine with 6x and 2x. The correct simplified expression is 8x + 4 (combine 6x + 2x = 8x, and let the 4 stay on its own). Before you submit, check that every term you combined has the exact same variable part.</w:t>
+      </w:r>
+    </w:p>
+    <w:p>
+      <w:pPr>
+        <w:spacing w:after="40" w:before="0"/>
+      </w:pPr>
+      <w:r>
+        <w:rPr>
+          <w:b/>
+          <w:bCs/>
+        </w:rPr>
+        <w:t xml:space="preserve">4. A. Margaret, because multiplication comes before subtraction</w:t>
       </w:r>
     </w:p>
     <w:p>
@@ -2800,7 +3032,7 @@
         <w:spacing w:after="20" w:before="0"/>
       </w:pPr>
       <w:r>
-        <w:t xml:space="preserve">     3(4) + 7 = 12 + 7 = 19.</w:t>
+        <w:t xml:space="preserve">     Multiplying first gives 2 × 3 = 6, then 12 − 6 = 6. Miguel subtracted first, getting 10 × 3 = 30.</w:t>
       </w:r>
     </w:p>
     <w:p>
@@ -2824,7 +3056,7 @@
           <w:b/>
           <w:bCs/>
         </w:rPr>
-        <w:t xml:space="preserve">2. A. 8</w:t>
+        <w:t xml:space="preserve">5. A. $63</w:t>
       </w:r>
     </w:p>
     <w:p>
@@ -2832,7 +3064,7 @@
         <w:spacing w:after="20" w:before="0"/>
       </w:pPr>
       <w:r>
-        <w:t xml:space="preserve">     20 − 2(6) = 20 − 12 = 8.</w:t>
+        <w:t xml:space="preserve">     Substitute n = 6: 8 × 6 + 15 = 48 + 15 = $63.</w:t>
       </w:r>
     </w:p>
     <w:p>
@@ -2856,7 +3088,7 @@
           <w:b/>
           <w:bCs/>
         </w:rPr>
-        <w:t xml:space="preserve">3. (Lesson 6.4) Spot the Common Mistake</w:t>
+        <w:t xml:space="preserve">6. (Lesson 6.5) Spot the Common Mistake</w:t>
       </w:r>
     </w:p>
     <w:p>
@@ -2864,7 +3096,7 @@
         <w:spacing w:after="20" w:before="0"/>
       </w:pPr>
       <w:r>
-        <w:t xml:space="preserve">     The mistake is in Step 3.</w:t>
+        <w:t xml:space="preserve">     The mistake is in Step 2.</w:t>
       </w:r>
     </w:p>
     <w:p>
@@ -2872,7 +3104,7 @@
         <w:spacing w:after="20" w:before="0"/>
       </w:pPr>
       <w:r>
-        <w:t xml:space="preserve">     Correct work: 5(6) − 3 = 30 − 3 = 27. Follow the order of operations: multiply 5 × 6 = 30 FIRST, then subtract 3. There are no parentheses around 6 − 3, so you cannot subtract before multiplying.</w:t>
+        <w:t xml:space="preserve">     Correct work: '8 divided by a number m' means start with 8 and divide it by m: 8 ÷ m. Division is not commutative, so order matters — m ÷ 8 means something different (a number m divided by 8).</w:t>
       </w:r>
     </w:p>
     <w:p>
@@ -2880,19 +3112,19 @@
         <w:spacing w:after="80" w:before="0"/>
       </w:pPr>
       <w:r>
-        <w:t xml:space="preserve">     Watch for: The step subtracted before multiplying, which would only be allowed if parentheses grouped 6 − 3. In 5(6) − 3 the multiplication comes first: 30 − 3 = 27. Inventing that grouping turned the problem into 5(6 − 3) and produced 15 instead.</w:t>
-      </w:r>
-    </w:p>
-    <w:p>
-      <w:pPr>
-        <w:spacing w:after="40" w:before="0"/>
-      </w:pPr>
-      <w:r>
-        <w:rPr>
-          <w:b/>
-          <w:bCs/>
-        </w:rPr>
-        <w:t xml:space="preserve">4. (Lesson 6.4) Evaluate each expression for the given value of the variable.</w:t>
+        <w:t xml:space="preserve">     Watch for: The expression step wrote the variable first, but "8 divided by a number m" starts with the 8 and splits it. Division is not commutative, so the correct translation is 8 ÷ m — with m = 2, 8 ÷ 2 = 4 while 2 ÷ 8 = 0.25.</w:t>
+      </w:r>
+    </w:p>
+    <w:p>
+      <w:pPr>
+        <w:spacing w:after="40" w:before="0"/>
+      </w:pPr>
+      <w:r>
+        <w:rPr>
+          <w:b/>
+          <w:bCs/>
+        </w:rPr>
+        <w:t xml:space="preserve">7. (Lesson 6.6) Spot the Combining Mistake</w:t>
       </w:r>
     </w:p>
     <w:p>
@@ -2900,7 +3132,7 @@
         <w:spacing w:after="20" w:before="0"/>
       </w:pPr>
       <w:r>
-        <w:t xml:space="preserve">     5n − 3 — Result: 27</w:t>
+        <w:t xml:space="preserve">     The mistake is in Step 2.</w:t>
       </w:r>
     </w:p>
     <w:p>
@@ -2908,7 +3140,27 @@
         <w:spacing w:after="20" w:before="0"/>
       </w:pPr>
       <w:r>
-        <w:t xml:space="preserve">     n² + 4 — Result: 13</w:t>
+        <w:t xml:space="preserve">     Correct work: Only LIKE terms combine. 7x and 2x are like terms (7x + 2x = 9x), but the 3 is a constant and cannot be added to the 9x. The simplified form is 9x + 3. Check x = 2: 7(2) + 3 + 2(2) = 21 and 9(2) + 3 = 21, but 12(2) = 24 — so 12x is wrong.</w:t>
+      </w:r>
+    </w:p>
+    <w:p>
+      <w:pPr>
+        <w:spacing w:after="80" w:before="0"/>
+      </w:pPr>
+      <w:r>
+        <w:t xml:space="preserve">     Watch for: 7x and 2x are like terms, so 7x + 2x = 9x is fine — but the step keeps going and adds the 9 to the 3. A constant like 3 has no variable, so it cannot join 9x in one term. The simplified form is 9x + 3. Check with x = 2: 7(2) + 3 + 2(2) = 21 and 9(2) + 3 = 21, but 12(2) = 24.</w:t>
+      </w:r>
+    </w:p>
+    <w:p>
+      <w:pPr>
+        <w:spacing w:after="40" w:before="0"/>
+      </w:pPr>
+      <w:r>
+        <w:rPr>
+          <w:b/>
+          <w:bCs/>
+        </w:rPr>
+        <w:t xml:space="preserve">8. Correct groups:</w:t>
       </w:r>
     </w:p>
     <w:p>
@@ -2916,7 +3168,7 @@
         <w:spacing w:after="20" w:before="0"/>
       </w:pPr>
       <w:r>
-        <w:t xml:space="preserve">     2(n + 8) — Result: 26</w:t>
+        <w:t xml:space="preserve">     8y + 2y → 10y → Correctly Matched</w:t>
       </w:r>
     </w:p>
     <w:p>
@@ -2924,7 +3176,39 @@
         <w:spacing w:after="20" w:before="0"/>
       </w:pPr>
       <w:r>
-        <w:t xml:space="preserve">     40 − 3n — Result: 19</w:t>
+        <w:t xml:space="preserve">     3(a + 6) → 3a + 18 → Correctly Matched</w:t>
+      </w:r>
+    </w:p>
+    <w:p>
+      <w:pPr>
+        <w:spacing w:after="20" w:before="0"/>
+      </w:pPr>
+      <w:r>
+        <w:t xml:space="preserve">     5n + 4 + 2n → 7n + 4 → Correctly Matched</w:t>
+      </w:r>
+    </w:p>
+    <w:p>
+      <w:pPr>
+        <w:spacing w:after="20" w:before="0"/>
+      </w:pPr>
+      <w:r>
+        <w:t xml:space="preserve">     9p − 3p → 6p → Correctly Matched</w:t>
+      </w:r>
+    </w:p>
+    <w:p>
+      <w:pPr>
+        <w:spacing w:after="20" w:before="0"/>
+      </w:pPr>
+      <w:r>
+        <w:t xml:space="preserve">     4(2x − 1) → 8x − 4 → Correctly Matched</w:t>
+      </w:r>
+    </w:p>
+    <w:p>
+      <w:pPr>
+        <w:spacing w:after="20" w:before="0"/>
+      </w:pPr>
+      <w:r>
+        <w:t xml:space="preserve">     6t + t → 7t → Correctly Matched</w:t>
       </w:r>
     </w:p>
     <w:p>
@@ -2944,7 +3228,7 @@
           <w:b/>
           <w:bCs/>
         </w:rPr>
-        <w:t xml:space="preserve">5. (Lesson 6.5) Spot the Common Mistake</w:t>
+        <w:t xml:space="preserve">9. A. 12, from the shared 2 × 2 × 3</w:t>
       </w:r>
     </w:p>
     <w:p>
@@ -2952,215 +3236,7 @@
         <w:spacing w:after="20" w:before="0"/>
       </w:pPr>
       <w:r>
-        <w:t xml:space="preserve">     The mistake is in Step 2.</w:t>
-      </w:r>
-    </w:p>
-    <w:p>
-      <w:pPr>
-        <w:spacing w:after="20" w:before="0"/>
-      </w:pPr>
-      <w:r>
-        <w:t xml:space="preserve">     Correct work: '8 divided by a number m' means start with 8 and divide it by m: 8 ÷ m. Division is not commutative, so order matters — m ÷ 8 means something different (a number m divided by 8).</w:t>
-      </w:r>
-    </w:p>
-    <w:p>
-      <w:pPr>
-        <w:spacing w:after="80" w:before="0"/>
-      </w:pPr>
-      <w:r>
-        <w:t xml:space="preserve">     Watch for: The expression step wrote the variable first, but "8 divided by a number m" starts with the 8 and splits it. Division is not commutative, so the correct translation is 8 ÷ m — with m = 2, 8 ÷ 2 = 4 while 2 ÷ 8 = 0.25.</w:t>
-      </w:r>
-    </w:p>
-    <w:p>
-      <w:pPr>
-        <w:spacing w:after="40" w:before="0"/>
-      </w:pPr>
-      <w:r>
-        <w:rPr>
-          <w:b/>
-          <w:bCs/>
-        </w:rPr>
-        <w:t xml:space="preserve">6. Correct groups:</w:t>
-      </w:r>
-    </w:p>
-    <w:p>
-      <w:pPr>
-        <w:spacing w:after="20" w:before="0"/>
-      </w:pPr>
-      <w:r>
-        <w:t xml:space="preserve">     twice a number k → 2k → Correctly Matched</w:t>
-      </w:r>
-    </w:p>
-    <w:p>
-      <w:pPr>
-        <w:spacing w:after="20" w:before="0"/>
-      </w:pPr>
-      <w:r>
-        <w:t xml:space="preserve">     a number b divided by 5 → b ÷ 5 → Correctly Matched</w:t>
-      </w:r>
-    </w:p>
-    <w:p>
-      <w:pPr>
-        <w:spacing w:after="20" w:before="0"/>
-      </w:pPr>
-      <w:r>
-        <w:t xml:space="preserve">     the sum of a number d and 15 → d + 15 → Correctly Matched</w:t>
-      </w:r>
-    </w:p>
-    <w:p>
-      <w:pPr>
-        <w:spacing w:after="20" w:before="0"/>
-      </w:pPr>
-      <w:r>
-        <w:t xml:space="preserve">     10 decreased by a number r → 10 − r → Correctly Matched</w:t>
-      </w:r>
-    </w:p>
-    <w:p>
-      <w:pPr>
-        <w:spacing w:after="20" w:before="0"/>
-      </w:pPr>
-      <w:r>
-        <w:t xml:space="preserve">     4 more than triple a number c → 3c + 4 → Correctly Matched</w:t>
-      </w:r>
-    </w:p>
-    <w:p>
-      <w:pPr>
-        <w:spacing w:after="20" w:before="0"/>
-      </w:pPr>
-      <w:r>
-        <w:t xml:space="preserve">     half of a number h → h ÷ 2 → Correctly Matched</w:t>
-      </w:r>
-    </w:p>
-    <w:p>
-      <w:pPr>
-        <w:spacing w:after="40" w:before="0"/>
-      </w:pPr>
-      <w:r>
-        <w:t xml:space="preserve"/>
-      </w:r>
-    </w:p>
-    <w:p>
-      <w:pPr>
-        <w:spacing w:after="40" w:before="0"/>
-      </w:pPr>
-      <w:r>
-        <w:rPr>
-          <w:b/>
-          <w:bCs/>
-        </w:rPr>
-        <w:t xml:space="preserve">7. (Lesson 6.6) Spot the Combining Mistake</w:t>
-      </w:r>
-    </w:p>
-    <w:p>
-      <w:pPr>
-        <w:spacing w:after="20" w:before="0"/>
-      </w:pPr>
-      <w:r>
-        <w:t xml:space="preserve">     The mistake is in Step 2.</w:t>
-      </w:r>
-    </w:p>
-    <w:p>
-      <w:pPr>
-        <w:spacing w:after="20" w:before="0"/>
-      </w:pPr>
-      <w:r>
-        <w:t xml:space="preserve">     Correct work: Only LIKE terms combine. 7x and 2x are like terms (7x + 2x = 9x), but the 3 is a constant and cannot be added to the 9x. The simplified form is 9x + 3. Check x = 2: 7(2) + 3 + 2(2) = 21 and 9(2) + 3 = 21, but 12(2) = 24 — so 12x is wrong.</w:t>
-      </w:r>
-    </w:p>
-    <w:p>
-      <w:pPr>
-        <w:spacing w:after="80" w:before="0"/>
-      </w:pPr>
-      <w:r>
-        <w:t xml:space="preserve">     Watch for: 7x and 2x are like terms, so 7x + 2x = 9x is fine — but the step keeps going and adds the 9 to the 3. A constant like 3 has no variable, so it cannot join 9x in one term. The simplified form is 9x + 3. Check with x = 2: 7(2) + 3 + 2(2) = 21 and 9(2) + 3 = 21, but 12(2) = 24.</w:t>
-      </w:r>
-    </w:p>
-    <w:p>
-      <w:pPr>
-        <w:spacing w:after="40" w:before="0"/>
-      </w:pPr>
-      <w:r>
-        <w:rPr>
-          <w:b/>
-          <w:bCs/>
-        </w:rPr>
-        <w:t xml:space="preserve">8. Correct groups:</w:t>
-      </w:r>
-    </w:p>
-    <w:p>
-      <w:pPr>
-        <w:spacing w:after="20" w:before="0"/>
-      </w:pPr>
-      <w:r>
-        <w:t xml:space="preserve">     8y + 2y → 10y → Correctly Matched</w:t>
-      </w:r>
-    </w:p>
-    <w:p>
-      <w:pPr>
-        <w:spacing w:after="20" w:before="0"/>
-      </w:pPr>
-      <w:r>
-        <w:t xml:space="preserve">     3(a + 6) → 3a + 18 → Correctly Matched</w:t>
-      </w:r>
-    </w:p>
-    <w:p>
-      <w:pPr>
-        <w:spacing w:after="20" w:before="0"/>
-      </w:pPr>
-      <w:r>
-        <w:t xml:space="preserve">     5n + 4 + 2n → 7n + 4 → Correctly Matched</w:t>
-      </w:r>
-    </w:p>
-    <w:p>
-      <w:pPr>
-        <w:spacing w:after="20" w:before="0"/>
-      </w:pPr>
-      <w:r>
-        <w:t xml:space="preserve">     9p − 3p → 6p → Correctly Matched</w:t>
-      </w:r>
-    </w:p>
-    <w:p>
-      <w:pPr>
-        <w:spacing w:after="20" w:before="0"/>
-      </w:pPr>
-      <w:r>
-        <w:t xml:space="preserve">     4(2x − 1) → 8x − 4 → Correctly Matched</w:t>
-      </w:r>
-    </w:p>
-    <w:p>
-      <w:pPr>
-        <w:spacing w:after="20" w:before="0"/>
-      </w:pPr>
-      <w:r>
-        <w:t xml:space="preserve">     6t + t → 7t → Correctly Matched</w:t>
-      </w:r>
-    </w:p>
-    <w:p>
-      <w:pPr>
-        <w:spacing w:after="40" w:before="0"/>
-      </w:pPr>
-      <w:r>
-        <w:t xml:space="preserve"/>
-      </w:r>
-    </w:p>
-    <w:p>
-      <w:pPr>
-        <w:spacing w:after="40" w:before="0"/>
-      </w:pPr>
-      <w:r>
-        <w:rPr>
-          <w:b/>
-          <w:bCs/>
-        </w:rPr>
-        <w:t xml:space="preserve">9. A. 12 bags</w:t>
-      </w:r>
-    </w:p>
-    <w:p>
-      <w:pPr>
-        <w:spacing w:after="20" w:before="0"/>
-      </w:pPr>
-      <w:r>
-        <w:t xml:space="preserve">     GCF(36, 48) = 12. She can make 12 bags, each with 3 pencils and 4 erasers.</w:t>
+        <w:t xml:space="preserve">     Take only the primes both numbers have: two 2s and one 3. Multiplying them gives 2 × 2 × 3 = 12, matching the answer from the factor lists.</w:t>
       </w:r>
     </w:p>
     <w:p>
@@ -3184,7 +3260,7 @@
           <w:b/>
           <w:bCs/>
         </w:rPr>
-        <w:t xml:space="preserve">10. (Lesson 6.7) Spot the Common Mistake — GCF or LCM?</w:t>
+        <w:t xml:space="preserve">10. A. In 24 weeks</w:t>
       </w:r>
     </w:p>
     <w:p>
@@ -3192,15 +3268,7 @@
         <w:spacing w:after="20" w:before="0"/>
       </w:pPr>
       <w:r>
-        <w:t xml:space="preserve">     The mistake is in Step 4.</w:t>
-      </w:r>
-    </w:p>
-    <w:p>
-      <w:pPr>
-        <w:spacing w:after="20" w:before="0"/>
-      </w:pPr>
-      <w:r>
-        <w:t xml:space="preserve">     Correct work: Multiplying the two numbers does not give the GCF. The GCF is the largest factor the numbers SHARE. The common factors of 8 and 20 are 1, 2, and 4, so the GCF is 4 — and a factor can never be larger than the numbers themselves.</w:t>
+        <w:t xml:space="preserve">     Multiples of 8: 8, 16, 24 …; multiples of 6: 6, 12, 18, 24 …. The first week they share is week 24.</w:t>
       </w:r>
     </w:p>
     <w:p>
@@ -3208,7 +3276,11 @@
         <w:spacing w:after="80" w:before="0"/>
       </w:pPr>
       <w:r>
-        <w:t xml:space="preserve">     Watch for: Jordan multiplied 8 × 20 to get 160, but multiplying two numbers produces a common multiple, not a common factor. A factor of 8 can never be larger than 8 itself. The factors 8 and 20 share are 1, 2, and 4, so GCF(8, 20) = 4.</w:t>
+        <w:rPr>
+          <w:i/>
+          <w:iCs/>
+        </w:rPr>
+        <w:t xml:space="preserve">     Watch for: A common mistake in Simplify Algebraic Expressions is sweeping a constant into the variable terms — for example, simplifying 6x + 4 + 2x as 12x by adding all three numbers (6 + 4 + 2 = 12) instead of recognizing that 4 has no variable and cannot combine with 6x and 2x. The correct simplified expression is 8x + 4 (combine 6x + 2x = 8x, and let the 4 stay on its own). Before you submit, check that every term you combined has the exact same variable part.</w:t>
       </w:r>
     </w:p>
     <w:sectPr>
